--- a/智伴成长_答辩讲稿.docx
+++ b/智伴成长_答辩讲稿.docx
@@ -27,7 +27,7 @@
           <w:b w:val="0"/>
           <w:sz w:val="28"/>
         </w:rPr>
-        <w:t>—— 基于 AI 与朋辈导航的大学生全周期智能导学系统（10 分钟版）</w:t>
+        <w:t>—— 基于 AI 与朋辈导航的大学生全周期智能导学系统（38 页 · 10 分钟版）</w:t>
       </w:r>
     </w:p>
     <w:p>
@@ -55,7 +55,7 @@
           <w:b w:val="0"/>
           <w:sz w:val="24"/>
         </w:rPr>
-        <w:t>本讲稿对应《智伴成长_答辩PPT.pptx》全部 20 页，逐页标注页码与建议时长。按约 230 字/分钟的语速，全文讲完约 9 分 05 秒，加上开场停顿与翻页缓冲，总时长控制在 9 分 30 秒左右，为 10 分钟答辩保留余量。</w:t>
+        <w:t>本讲稿对应《智伴成长_答辩PPT.pptx》全部 38 页（按创意组答辩框架组织），逐页标注页码与建议时长。逐页时长合计约 8 分 20 秒，加上开场、翻页与停顿，总时长约 9 分 30 秒，为 10 分钟限制保留余量。</w:t>
       </w:r>
     </w:p>
     <w:p>
@@ -70,7 +70,7 @@
           <w:b w:val="0"/>
           <w:sz w:val="24"/>
         </w:rPr>
-        <w:t>若现场提示时间紧张，压缩顺序建议：先压 P13 竞品对比（一句话带过），再压 P11 单校经济账与 P5 市场规模（各保留核心数字即可）。无论如何，请保住 P8 差异化定位与 P17 个人成长两页的完整讲述。</w:t>
+        <w:t>若现场提示时间紧张，压缩顺序建议：先压 P24 用户反馈与 P34 媒体报道（各一句话带过），再压 P25 问卷设计与 P17 知识产权（保留结论句即可）。无论如何，请保住 P18 差异化定位、P8 痛点、P30/P31 个人成长与团队成长的完整讲述。</w:t>
       </w:r>
     </w:p>
     <w:p>
@@ -85,7 +85,7 @@
           <w:b w:val="0"/>
           <w:sz w:val="24"/>
         </w:rPr>
-        <w:t>讲稿中所有数字与《智伴成长_商业计划书.docx》终稿完全一致；评委对照提问时，一律以计划书中的口径回答。</w:t>
+        <w:t>讲稿中所有数字与《智伴成长_商业计划书.docx》终稿一致；评委对照提问时，一律以计划书口径回答。凡标注【】处为待填真实内容，答辩前必须完成替换。</w:t>
       </w:r>
     </w:p>
     <w:p>
@@ -112,6 +112,678 @@
           <w:sz w:val="28"/>
         </w:rPr>
         <w:t>P1　封面</w:t>
+      </w:r>
+    </w:p>
+    <w:p>
+      <w:pPr>
+        <w:jc w:val="left"/>
+      </w:pPr>
+      <w:r>
+        <w:rPr>
+          <w:rFonts w:ascii="Times New Roman" w:hAnsi="Times New Roman" w:eastAsia="宋体"/>
+          <w:b/>
+          <w:color w:val="808080"/>
+          <w:sz w:val="21"/>
+        </w:rPr>
+        <w:t>⏱ 建议时长：约 8 秒</w:t>
+      </w:r>
+    </w:p>
+    <w:p>
+      <w:pPr>
+        <w:spacing w:line="360" w:lineRule="auto"/>
+        <w:ind w:firstLine="480"/>
+        <w:jc w:val="both"/>
+      </w:pPr>
+      <w:r>
+        <w:rPr>
+          <w:rFonts w:ascii="Times New Roman" w:hAnsi="Times New Roman" w:eastAsia="宋体"/>
+          <w:b w:val="0"/>
+          <w:sz w:val="24"/>
+        </w:rPr>
+        <w:t>各位评委老师好！我们团队的项目是"智伴成长"——基于 AI 与朋辈导航的大学生全周期智能导学系统。我是负责人徐麟阁。</w:t>
+      </w:r>
+    </w:p>
+    <w:p>
+      <w:pPr>
+        <w:pStyle w:val="Heading2"/>
+      </w:pPr>
+      <w:r>
+        <w:rPr>
+          <w:rFonts w:ascii="Times New Roman" w:hAnsi="Times New Roman" w:eastAsia="黑体"/>
+          <w:b w:val="0"/>
+          <w:sz w:val="28"/>
+        </w:rPr>
+        <w:t>P2　目录</w:t>
+      </w:r>
+    </w:p>
+    <w:p>
+      <w:pPr>
+        <w:jc w:val="left"/>
+      </w:pPr>
+      <w:r>
+        <w:rPr>
+          <w:rFonts w:ascii="Times New Roman" w:hAnsi="Times New Roman" w:eastAsia="宋体"/>
+          <w:b/>
+          <w:color w:val="808080"/>
+          <w:sz w:val="21"/>
+        </w:rPr>
+        <w:t>⏱ 建议时长：约 8 秒</w:t>
+      </w:r>
+    </w:p>
+    <w:p>
+      <w:pPr>
+        <w:spacing w:line="360" w:lineRule="auto"/>
+        <w:ind w:firstLine="480"/>
+        <w:jc w:val="both"/>
+      </w:pPr>
+      <w:r>
+        <w:rPr>
+          <w:rFonts w:ascii="Times New Roman" w:hAnsi="Times New Roman" w:eastAsia="宋体"/>
+          <w:b w:val="0"/>
+          <w:sz w:val="24"/>
+        </w:rPr>
+        <w:t>接下来十分钟，我从起源与调研、产品与技术、竞品与商业模式、应用与财务、团队与成长、传播与社会价值、规划与展望七个部分汇报。</w:t>
+      </w:r>
+    </w:p>
+    <w:p>
+      <w:pPr>
+        <w:pStyle w:val="Heading2"/>
+      </w:pPr>
+      <w:r>
+        <w:rPr>
+          <w:rFonts w:ascii="Times New Roman" w:hAnsi="Times New Roman" w:eastAsia="黑体"/>
+          <w:b w:val="0"/>
+          <w:sz w:val="28"/>
+        </w:rPr>
+        <w:t>P3　项目起源</w:t>
+      </w:r>
+    </w:p>
+    <w:p>
+      <w:pPr>
+        <w:jc w:val="left"/>
+      </w:pPr>
+      <w:r>
+        <w:rPr>
+          <w:rFonts w:ascii="Times New Roman" w:hAnsi="Times New Roman" w:eastAsia="宋体"/>
+          <w:b/>
+          <w:color w:val="808080"/>
+          <w:sz w:val="21"/>
+        </w:rPr>
+        <w:t>⏱ 建议时长：约 18 秒</w:t>
+      </w:r>
+    </w:p>
+    <w:p>
+      <w:pPr>
+        <w:spacing w:line="360" w:lineRule="auto"/>
+        <w:ind w:firstLine="480"/>
+        <w:jc w:val="both"/>
+      </w:pPr>
+      <w:r>
+        <w:rPr>
+          <w:rFonts w:ascii="Times New Roman" w:hAnsi="Times New Roman" w:eastAsia="宋体"/>
+          <w:b w:val="0"/>
+          <w:sz w:val="24"/>
+        </w:rPr>
+        <w:t>项目起源来自三重驱动：政策上，教育数字化与"人工智能+"行动明确推动智能技术进校园；学校培养上，我们完成了机器学习、自然语言处理课程和三项实训，积累了技术底座；个人经历上，我们亲历了新生信息焦虑和朋辈经验"口口相传"的断层，萌生了做"数字学长"的构想。</w:t>
+      </w:r>
+    </w:p>
+    <w:p>
+      <w:pPr>
+        <w:pStyle w:val="Heading2"/>
+      </w:pPr>
+      <w:r>
+        <w:rPr>
+          <w:rFonts w:ascii="Times New Roman" w:hAnsi="Times New Roman" w:eastAsia="黑体"/>
+          <w:b w:val="0"/>
+          <w:sz w:val="28"/>
+        </w:rPr>
+        <w:t>P4　行业背景</w:t>
+      </w:r>
+    </w:p>
+    <w:p>
+      <w:pPr>
+        <w:jc w:val="left"/>
+      </w:pPr>
+      <w:r>
+        <w:rPr>
+          <w:rFonts w:ascii="Times New Roman" w:hAnsi="Times New Roman" w:eastAsia="宋体"/>
+          <w:b/>
+          <w:color w:val="808080"/>
+          <w:sz w:val="21"/>
+        </w:rPr>
+        <w:t>⏱ 建议时长：约 15 秒</w:t>
+      </w:r>
+    </w:p>
+    <w:p>
+      <w:pPr>
+        <w:spacing w:line="360" w:lineRule="auto"/>
+        <w:ind w:firstLine="480"/>
+        <w:jc w:val="both"/>
+      </w:pPr>
+      <w:r>
+        <w:rPr>
+          <w:rFonts w:ascii="Times New Roman" w:hAnsi="Times New Roman" w:eastAsia="宋体"/>
+          <w:b w:val="0"/>
+          <w:sz w:val="24"/>
+        </w:rPr>
+        <w:t>看行业：政策明确、经济上高校信息化预算持续增长、社会上"00 后"习惯数字原生交互且心理健康广受关注、技术上大模型与知识图谱成熟开源。更重要的是，头部厂商已经用行动验证了校园 AI 助手这个赛道——但"成长陪伴"场景仍是空白。</w:t>
+      </w:r>
+    </w:p>
+    <w:p>
+      <w:pPr>
+        <w:pStyle w:val="Heading2"/>
+      </w:pPr>
+      <w:r>
+        <w:rPr>
+          <w:rFonts w:ascii="Times New Roman" w:hAnsi="Times New Roman" w:eastAsia="黑体"/>
+          <w:b w:val="0"/>
+          <w:sz w:val="28"/>
+        </w:rPr>
+        <w:t>P5　市场规模</w:t>
+      </w:r>
+    </w:p>
+    <w:p>
+      <w:pPr>
+        <w:jc w:val="left"/>
+      </w:pPr>
+      <w:r>
+        <w:rPr>
+          <w:rFonts w:ascii="Times New Roman" w:hAnsi="Times New Roman" w:eastAsia="宋体"/>
+          <w:b/>
+          <w:color w:val="808080"/>
+          <w:sz w:val="21"/>
+        </w:rPr>
+        <w:t>⏱ 建议时长：约 15 秒</w:t>
+      </w:r>
+    </w:p>
+    <w:p>
+      <w:pPr>
+        <w:spacing w:line="360" w:lineRule="auto"/>
+        <w:ind w:firstLine="480"/>
+        <w:jc w:val="both"/>
+      </w:pPr>
+      <w:r>
+        <w:rPr>
+          <w:rFonts w:ascii="Times New Roman" w:hAnsi="Times New Roman" w:eastAsia="宋体"/>
+          <w:b w:val="0"/>
+          <w:sz w:val="24"/>
+        </w:rPr>
+        <w:t>市场规模自下而上保守测算：全国三千多所高校，按年均五万元采购预算，总体市场约 1.5 亿元一年；具备采购意愿的院校约八百所，可服务市场约四千万元。我们第三年目标约两百万元，只占可服务市场的 5%，目标务实。</w:t>
+      </w:r>
+    </w:p>
+    <w:p>
+      <w:pPr>
+        <w:pStyle w:val="Heading2"/>
+      </w:pPr>
+      <w:r>
+        <w:rPr>
+          <w:rFonts w:ascii="Times New Roman" w:hAnsi="Times New Roman" w:eastAsia="黑体"/>
+          <w:b w:val="0"/>
+          <w:sz w:val="28"/>
+        </w:rPr>
+        <w:t>P6　实地调研·方法</w:t>
+      </w:r>
+    </w:p>
+    <w:p>
+      <w:pPr>
+        <w:jc w:val="left"/>
+      </w:pPr>
+      <w:r>
+        <w:rPr>
+          <w:rFonts w:ascii="Times New Roman" w:hAnsi="Times New Roman" w:eastAsia="宋体"/>
+          <w:b/>
+          <w:color w:val="808080"/>
+          <w:sz w:val="21"/>
+        </w:rPr>
+        <w:t>⏱ 建议时长：约 15 秒</w:t>
+      </w:r>
+    </w:p>
+    <w:p>
+      <w:pPr>
+        <w:spacing w:line="360" w:lineRule="auto"/>
+        <w:ind w:firstLine="480"/>
+        <w:jc w:val="both"/>
+      </w:pPr>
+      <w:r>
+        <w:rPr>
+          <w:rFonts w:ascii="Times New Roman" w:hAnsi="Times New Roman" w:eastAsia="宋体"/>
+          <w:b w:val="0"/>
+          <w:sz w:val="24"/>
+        </w:rPr>
+        <w:t>调研部分我们设计了三种方法：问卷覆盖大一到大四、目标样本三百份以上；对学工教师做五到十人的半结构化访谈；同时做政策与竞品的桌面研究。2026 年 9 月启动，10 月底输出调研报告，全程留存原始材料。</w:t>
+      </w:r>
+    </w:p>
+    <w:p>
+      <w:pPr>
+        <w:pStyle w:val="Heading2"/>
+      </w:pPr>
+      <w:r>
+        <w:rPr>
+          <w:rFonts w:ascii="Times New Roman" w:hAnsi="Times New Roman" w:eastAsia="黑体"/>
+          <w:b w:val="0"/>
+          <w:sz w:val="28"/>
+        </w:rPr>
+        <w:t>P7　实地调研·过程与结果</w:t>
+      </w:r>
+    </w:p>
+    <w:p>
+      <w:pPr>
+        <w:jc w:val="left"/>
+      </w:pPr>
+      <w:r>
+        <w:rPr>
+          <w:rFonts w:ascii="Times New Roman" w:hAnsi="Times New Roman" w:eastAsia="宋体"/>
+          <w:b/>
+          <w:color w:val="808080"/>
+          <w:sz w:val="21"/>
+        </w:rPr>
+        <w:t>⏱ 建议时长：约 15 秒</w:t>
+      </w:r>
+    </w:p>
+    <w:p>
+      <w:pPr>
+        <w:spacing w:line="360" w:lineRule="auto"/>
+        <w:ind w:firstLine="480"/>
+        <w:jc w:val="both"/>
+      </w:pPr>
+      <w:r>
+        <w:rPr>
+          <w:rFonts w:ascii="Times New Roman" w:hAnsi="Times New Roman" w:eastAsia="宋体"/>
+          <w:b w:val="0"/>
+          <w:sz w:val="24"/>
+        </w:rPr>
+        <w:t>当前已经完成三项验证基础：一是团队作为在校生的切身体验；二是教育部1:200 的辅导员配比政策佐证；三是厂商密集上线校园 AI 助手的行业动向。正式调研按计划 9 到 10 月执行，结果出来后校准假设——这里我们如实标注，不引用未执行的数据。</w:t>
+      </w:r>
+    </w:p>
+    <w:p>
+      <w:pPr>
+        <w:pStyle w:val="Heading2"/>
+      </w:pPr>
+      <w:r>
+        <w:rPr>
+          <w:rFonts w:ascii="Times New Roman" w:hAnsi="Times New Roman" w:eastAsia="黑体"/>
+          <w:b w:val="0"/>
+          <w:sz w:val="28"/>
+        </w:rPr>
+        <w:t>P8　痛点分析</w:t>
+      </w:r>
+    </w:p>
+    <w:p>
+      <w:pPr>
+        <w:jc w:val="left"/>
+      </w:pPr>
+      <w:r>
+        <w:rPr>
+          <w:rFonts w:ascii="Times New Roman" w:hAnsi="Times New Roman" w:eastAsia="宋体"/>
+          <w:b/>
+          <w:color w:val="808080"/>
+          <w:sz w:val="21"/>
+        </w:rPr>
+        <w:t>⏱ 建议时长：约 18 秒</w:t>
+      </w:r>
+    </w:p>
+    <w:p>
+      <w:pPr>
+        <w:spacing w:line="360" w:lineRule="auto"/>
+        <w:ind w:firstLine="480"/>
+        <w:jc w:val="both"/>
+      </w:pPr>
+      <w:r>
+        <w:rPr>
+          <w:rFonts w:ascii="Times New Roman" w:hAnsi="Times New Roman" w:eastAsia="宋体"/>
+          <w:b w:val="0"/>
+          <w:sz w:val="24"/>
+        </w:rPr>
+        <w:t>痛点分两端。学生端：信息碎片化、选课迷茫、心理疏导滞后；学校端：辅导员1:200 难以兼顾个体、学长经验随毕业流失、重复答疑负担重。一个"数字学长"，同时解决两端难题。</w:t>
+      </w:r>
+    </w:p>
+    <w:p>
+      <w:pPr>
+        <w:pStyle w:val="Heading2"/>
+      </w:pPr>
+      <w:r>
+        <w:rPr>
+          <w:rFonts w:ascii="Times New Roman" w:hAnsi="Times New Roman" w:eastAsia="黑体"/>
+          <w:b w:val="0"/>
+          <w:sz w:val="28"/>
+        </w:rPr>
+        <w:t>P9　核心定位</w:t>
+      </w:r>
+    </w:p>
+    <w:p>
+      <w:pPr>
+        <w:jc w:val="left"/>
+      </w:pPr>
+      <w:r>
+        <w:rPr>
+          <w:rFonts w:ascii="Times New Roman" w:hAnsi="Times New Roman" w:eastAsia="宋体"/>
+          <w:b/>
+          <w:color w:val="808080"/>
+          <w:sz w:val="21"/>
+        </w:rPr>
+        <w:t>⏱ 建议时长：约 18 秒</w:t>
+      </w:r>
+    </w:p>
+    <w:p>
+      <w:pPr>
+        <w:spacing w:line="360" w:lineRule="auto"/>
+        <w:ind w:firstLine="480"/>
+        <w:jc w:val="both"/>
+      </w:pPr>
+      <w:r>
+        <w:rPr>
+          <w:rFonts w:ascii="Times New Roman" w:hAnsi="Times New Roman" w:eastAsia="宋体"/>
+          <w:b w:val="0"/>
+          <w:sz w:val="24"/>
+        </w:rPr>
+        <w:t>"数字学长"有三重角色：高效的知识管理工具——三步之内得到答案；可靠的学业与生活导师——选课建议、挂科预警、主动提醒；有温度的陪伴者——情绪感知与心理支持。工具、导师、陪伴，覆盖从适应到关怀的全周期。</w:t>
+      </w:r>
+    </w:p>
+    <w:p>
+      <w:pPr>
+        <w:pStyle w:val="Heading2"/>
+      </w:pPr>
+      <w:r>
+        <w:rPr>
+          <w:rFonts w:ascii="Times New Roman" w:hAnsi="Times New Roman" w:eastAsia="黑体"/>
+          <w:b w:val="0"/>
+          <w:sz w:val="28"/>
+        </w:rPr>
+        <w:t>P10　产品总述</w:t>
+      </w:r>
+    </w:p>
+    <w:p>
+      <w:pPr>
+        <w:jc w:val="left"/>
+      </w:pPr>
+      <w:r>
+        <w:rPr>
+          <w:rFonts w:ascii="Times New Roman" w:hAnsi="Times New Roman" w:eastAsia="宋体"/>
+          <w:b/>
+          <w:color w:val="808080"/>
+          <w:sz w:val="21"/>
+        </w:rPr>
+        <w:t>⏱ 建议时长：约 15 秒</w:t>
+      </w:r>
+    </w:p>
+    <w:p>
+      <w:pPr>
+        <w:spacing w:line="360" w:lineRule="auto"/>
+        <w:ind w:firstLine="480"/>
+        <w:jc w:val="both"/>
+      </w:pPr>
+      <w:r>
+        <w:rPr>
+          <w:rFonts w:ascii="Times New Roman" w:hAnsi="Times New Roman" w:eastAsia="宋体"/>
+          <w:b w:val="0"/>
+          <w:sz w:val="24"/>
+        </w:rPr>
+        <w:t>产品是四层架构：数据层汇集官方信息与学长经验；知识层用 Neo4j 图谱加向量数据库构成"数字学长的大脑"；服务层提供 RAG 问答、个性化推荐和情绪感知；交互层是跨平台客户端。四层打通，形成完整问答链路。</w:t>
+      </w:r>
+    </w:p>
+    <w:p>
+      <w:pPr>
+        <w:pStyle w:val="Heading2"/>
+      </w:pPr>
+      <w:r>
+        <w:rPr>
+          <w:rFonts w:ascii="Times New Roman" w:hAnsi="Times New Roman" w:eastAsia="黑体"/>
+          <w:b w:val="0"/>
+          <w:sz w:val="28"/>
+        </w:rPr>
+        <w:t>P11　四大功能模块</w:t>
+      </w:r>
+    </w:p>
+    <w:p>
+      <w:pPr>
+        <w:jc w:val="left"/>
+      </w:pPr>
+      <w:r>
+        <w:rPr>
+          <w:rFonts w:ascii="Times New Roman" w:hAnsi="Times New Roman" w:eastAsia="宋体"/>
+          <w:b/>
+          <w:color w:val="808080"/>
+          <w:sz w:val="21"/>
+        </w:rPr>
+        <w:t>⏱ 建议时长：约 12 秒</w:t>
+      </w:r>
+    </w:p>
+    <w:p>
+      <w:pPr>
+        <w:spacing w:line="360" w:lineRule="auto"/>
+        <w:ind w:firstLine="480"/>
+        <w:jc w:val="both"/>
+      </w:pPr>
+      <w:r>
+        <w:rPr>
+          <w:rFonts w:ascii="Times New Roman" w:hAnsi="Times New Roman" w:eastAsia="宋体"/>
+          <w:b w:val="0"/>
+          <w:sz w:val="24"/>
+        </w:rPr>
+        <w:t>四大模块覆盖全周期：生活导航、学业规划、心理疏导、校园融入，再加上20 多类关键节点的主动提醒，形成完整服务闭环。</w:t>
+      </w:r>
+    </w:p>
+    <w:p>
+      <w:pPr>
+        <w:pStyle w:val="Heading2"/>
+      </w:pPr>
+      <w:r>
+        <w:rPr>
+          <w:rFonts w:ascii="Times New Roman" w:hAnsi="Times New Roman" w:eastAsia="黑体"/>
+          <w:b w:val="0"/>
+          <w:sz w:val="28"/>
+        </w:rPr>
+        <w:t>P12　核心技术一：RAG 智能问答</w:t>
+      </w:r>
+    </w:p>
+    <w:p>
+      <w:pPr>
+        <w:jc w:val="left"/>
+      </w:pPr>
+      <w:r>
+        <w:rPr>
+          <w:rFonts w:ascii="Times New Roman" w:hAnsi="Times New Roman" w:eastAsia="宋体"/>
+          <w:b/>
+          <w:color w:val="808080"/>
+          <w:sz w:val="21"/>
+        </w:rPr>
+        <w:t>⏱ 建议时长：约 15 秒</w:t>
+      </w:r>
+    </w:p>
+    <w:p>
+      <w:pPr>
+        <w:spacing w:line="360" w:lineRule="auto"/>
+        <w:ind w:firstLine="480"/>
+        <w:jc w:val="both"/>
+      </w:pPr>
+      <w:r>
+        <w:rPr>
+          <w:rFonts w:ascii="Times New Roman" w:hAnsi="Times New Roman" w:eastAsia="宋体"/>
+          <w:b w:val="0"/>
+          <w:sz w:val="24"/>
+        </w:rPr>
+        <w:t>第一项核心技术解决"答得准"。通用大模型没有校园私域知识、答案不可溯源。我们用 RAG 检索增强生成，先检索知识库、再约束生成，所有答案附来源引用，目标是高频问答准确率 95% 以上。</w:t>
+      </w:r>
+    </w:p>
+    <w:p>
+      <w:pPr>
+        <w:pStyle w:val="Heading2"/>
+      </w:pPr>
+      <w:r>
+        <w:rPr>
+          <w:rFonts w:ascii="Times New Roman" w:hAnsi="Times New Roman" w:eastAsia="黑体"/>
+          <w:b w:val="0"/>
+          <w:sz w:val="28"/>
+        </w:rPr>
+        <w:t>P13　核心技术二：知识图谱</w:t>
+      </w:r>
+    </w:p>
+    <w:p>
+      <w:pPr>
+        <w:jc w:val="left"/>
+      </w:pPr>
+      <w:r>
+        <w:rPr>
+          <w:rFonts w:ascii="Times New Roman" w:hAnsi="Times New Roman" w:eastAsia="宋体"/>
+          <w:b/>
+          <w:color w:val="808080"/>
+          <w:sz w:val="21"/>
+        </w:rPr>
+        <w:t>⏱ 建议时长：约 15 秒</w:t>
+      </w:r>
+    </w:p>
+    <w:p>
+      <w:pPr>
+        <w:spacing w:line="360" w:lineRule="auto"/>
+        <w:ind w:firstLine="480"/>
+        <w:jc w:val="both"/>
+      </w:pPr>
+      <w:r>
+        <w:rPr>
+          <w:rFonts w:ascii="Times New Roman" w:hAnsi="Times New Roman" w:eastAsia="宋体"/>
+          <w:b w:val="0"/>
+          <w:sz w:val="24"/>
+        </w:rPr>
+        <w:t>第二项解决"关联推理"。选课、社团等信息散落各处，传统存储无法表达实体关系。我们用 Neo4j 构建人、事、地、物图谱，实现多跳查询和关联推荐，支撑选课组合建议和挂科风险提醒。</w:t>
+      </w:r>
+    </w:p>
+    <w:p>
+      <w:pPr>
+        <w:pStyle w:val="Heading2"/>
+      </w:pPr>
+      <w:r>
+        <w:rPr>
+          <w:rFonts w:ascii="Times New Roman" w:hAnsi="Times New Roman" w:eastAsia="黑体"/>
+          <w:b w:val="0"/>
+          <w:sz w:val="28"/>
+        </w:rPr>
+        <w:t>P14　核心技术三：主动提醒与情绪感知</w:t>
+      </w:r>
+    </w:p>
+    <w:p>
+      <w:pPr>
+        <w:jc w:val="left"/>
+      </w:pPr>
+      <w:r>
+        <w:rPr>
+          <w:rFonts w:ascii="Times New Roman" w:hAnsi="Times New Roman" w:eastAsia="宋体"/>
+          <w:b/>
+          <w:color w:val="808080"/>
+          <w:sz w:val="21"/>
+        </w:rPr>
+        <w:t>⏱ 建议时长：约 15 秒</w:t>
+      </w:r>
+    </w:p>
+    <w:p>
+      <w:pPr>
+        <w:spacing w:line="360" w:lineRule="auto"/>
+        <w:ind w:firstLine="480"/>
+        <w:jc w:val="both"/>
+      </w:pPr>
+      <w:r>
+        <w:rPr>
+          <w:rFonts w:ascii="Times New Roman" w:hAnsi="Times New Roman" w:eastAsia="宋体"/>
+          <w:b w:val="0"/>
+          <w:sz w:val="24"/>
+        </w:rPr>
+        <w:t>第三项解决"主动关怀"。传统问答是被动的，我们用上下文感知加 TextCNN 情绪识别，让系统在选课截止、考试周等节点主动推送，并在检测到负面情绪后五分钟内给予关怀响应。三项技术分别来自我们三项实训的直接转化。</w:t>
+      </w:r>
+    </w:p>
+    <w:p>
+      <w:pPr>
+        <w:pStyle w:val="Heading2"/>
+      </w:pPr>
+      <w:r>
+        <w:rPr>
+          <w:rFonts w:ascii="Times New Roman" w:hAnsi="Times New Roman" w:eastAsia="黑体"/>
+          <w:b w:val="0"/>
+          <w:sz w:val="28"/>
+        </w:rPr>
+        <w:t>P15　核心量化指标</w:t>
+      </w:r>
+    </w:p>
+    <w:p>
+      <w:pPr>
+        <w:jc w:val="left"/>
+      </w:pPr>
+      <w:r>
+        <w:rPr>
+          <w:rFonts w:ascii="Times New Roman" w:hAnsi="Times New Roman" w:eastAsia="宋体"/>
+          <w:b/>
+          <w:color w:val="808080"/>
+          <w:sz w:val="21"/>
+        </w:rPr>
+        <w:t>⏱ 建议时长：约 15 秒</w:t>
+      </w:r>
+    </w:p>
+    <w:p>
+      <w:pPr>
+        <w:spacing w:line="360" w:lineRule="auto"/>
+        <w:ind w:firstLine="480"/>
+        <w:jc w:val="both"/>
+      </w:pPr>
+      <w:r>
+        <w:rPr>
+          <w:rFonts w:ascii="Times New Roman" w:hAnsi="Times New Roman" w:eastAsia="宋体"/>
+          <w:b w:val="0"/>
+          <w:sz w:val="24"/>
+        </w:rPr>
+        <w:t>差异化要有指标：高频问答准确率 95%、答案 100% 可溯源、20 多类提醒场景、情绪识别 85%、试点月活 40%、首字响应两秒内。全部采用"目标值加验证方式"的写法，试点实测，不达标不宣传。</w:t>
+      </w:r>
+    </w:p>
+    <w:p>
+      <w:pPr>
+        <w:pStyle w:val="Heading2"/>
+      </w:pPr>
+      <w:r>
+        <w:rPr>
+          <w:rFonts w:ascii="Times New Roman" w:hAnsi="Times New Roman" w:eastAsia="黑体"/>
+          <w:b w:val="0"/>
+          <w:sz w:val="28"/>
+        </w:rPr>
+        <w:t>P16　研发历程</w:t>
+      </w:r>
+    </w:p>
+    <w:p>
+      <w:pPr>
+        <w:jc w:val="left"/>
+      </w:pPr>
+      <w:r>
+        <w:rPr>
+          <w:rFonts w:ascii="Times New Roman" w:hAnsi="Times New Roman" w:eastAsia="宋体"/>
+          <w:b/>
+          <w:color w:val="808080"/>
+          <w:sz w:val="21"/>
+        </w:rPr>
+        <w:t>⏱ 建议时长：约 12 秒</w:t>
+      </w:r>
+    </w:p>
+    <w:p>
+      <w:pPr>
+        <w:spacing w:line="360" w:lineRule="auto"/>
+        <w:ind w:firstLine="480"/>
+        <w:jc w:val="both"/>
+      </w:pPr>
+      <w:r>
+        <w:rPr>
+          <w:rFonts w:ascii="Times New Roman" w:hAnsi="Times New Roman" w:eastAsia="宋体"/>
+          <w:b w:val="0"/>
+          <w:sz w:val="24"/>
+        </w:rPr>
+        <w:t>研发历程六个节点：从上半年三项实训积累，到 8 月开题，再到调研设计、MVP 开发、V1.0 迭代、试点结题。每一步都留存代码记录和实验笔记，可追溯。</w:t>
+      </w:r>
+    </w:p>
+    <w:p>
+      <w:pPr>
+        <w:pStyle w:val="Heading2"/>
+      </w:pPr>
+      <w:r>
+        <w:rPr>
+          <w:rFonts w:ascii="Times New Roman" w:hAnsi="Times New Roman" w:eastAsia="黑体"/>
+          <w:b w:val="0"/>
+          <w:sz w:val="28"/>
+        </w:rPr>
+        <w:t>P17　知识产权布局</w:t>
       </w:r>
     </w:p>
     <w:p>
@@ -140,7 +812,7 @@
           <w:b w:val="0"/>
           <w:sz w:val="24"/>
         </w:rPr>
-        <w:t>各位评委老师，大家好！我们是上海大学"智伴成长"团队。今天汇报的题目是《"智伴成长"——基于 AI 与朋辈导航的大学生全周期智能导学系统》。我是项目负责人徐麟阁。</w:t>
+        <w:t>知识产权上：软件著作权目标一项，2027 年 1 月前申请；12 月完成技术查新；代码已在 GitHub 仓库版本化沉淀。核心技术由学生独立完成，导师负责把关，成果边界清晰。</w:t>
       </w:r>
     </w:p>
     <w:p>
@@ -153,7 +825,259 @@
           <w:b w:val="0"/>
           <w:sz w:val="28"/>
         </w:rPr>
-        <w:t>P2　目录</w:t>
+        <w:t>P18　差异化定位</w:t>
+      </w:r>
+    </w:p>
+    <w:p>
+      <w:pPr>
+        <w:jc w:val="left"/>
+      </w:pPr>
+      <w:r>
+        <w:rPr>
+          <w:rFonts w:ascii="Times New Roman" w:hAnsi="Times New Roman" w:eastAsia="宋体"/>
+          <w:b/>
+          <w:color w:val="808080"/>
+          <w:sz w:val="21"/>
+        </w:rPr>
+        <w:t>⏱ 建议时长：约 18 秒</w:t>
+      </w:r>
+    </w:p>
+    <w:p>
+      <w:pPr>
+        <w:spacing w:line="360" w:lineRule="auto"/>
+        <w:ind w:firstLine="480"/>
+        <w:jc w:val="both"/>
+      </w:pPr>
+      <w:r>
+        <w:rPr>
+          <w:rFonts w:ascii="Times New Roman" w:hAnsi="Times New Roman" w:eastAsia="宋体"/>
+          <w:b w:val="0"/>
+          <w:sz w:val="24"/>
+        </w:rPr>
+        <w:t>回答"为什么是我们"：金智教育服务一千两百多所高校、新开普占一卡通市场约 45%，他们做的是办事效率；而选课避雷、学习方法、心理经验这些朋辈经验内容，目前无人系统化覆盖。我们做成长陪伴，错位竞争，合作大于对抗，窗口期一到两年，必须快。</w:t>
+      </w:r>
+    </w:p>
+    <w:p>
+      <w:pPr>
+        <w:pStyle w:val="Heading2"/>
+      </w:pPr>
+      <w:r>
+        <w:rPr>
+          <w:rFonts w:ascii="Times New Roman" w:hAnsi="Times New Roman" w:eastAsia="黑体"/>
+          <w:b w:val="0"/>
+          <w:sz w:val="28"/>
+        </w:rPr>
+        <w:t>P19　竞品对比</w:t>
+      </w:r>
+    </w:p>
+    <w:p>
+      <w:pPr>
+        <w:jc w:val="left"/>
+      </w:pPr>
+      <w:r>
+        <w:rPr>
+          <w:rFonts w:ascii="Times New Roman" w:hAnsi="Times New Roman" w:eastAsia="宋体"/>
+          <w:b/>
+          <w:color w:val="808080"/>
+          <w:sz w:val="21"/>
+        </w:rPr>
+        <w:t>⏱ 建议时长：约 12 秒</w:t>
+      </w:r>
+    </w:p>
+    <w:p>
+      <w:pPr>
+        <w:spacing w:line="360" w:lineRule="auto"/>
+        <w:ind w:firstLine="480"/>
+        <w:jc w:val="both"/>
+      </w:pPr>
+      <w:r>
+        <w:rPr>
+          <w:rFonts w:ascii="Times New Roman" w:hAnsi="Times New Roman" w:eastAsia="宋体"/>
+          <w:b w:val="0"/>
+          <w:sz w:val="24"/>
+        </w:rPr>
+        <w:t>对比表一目了然：在朋辈经验、主动提醒、情感角色三个维度上，我们与厂商AI 助手、高校自研、通用大模型形成错位优势。</w:t>
+      </w:r>
+    </w:p>
+    <w:p>
+      <w:pPr>
+        <w:pStyle w:val="Heading2"/>
+      </w:pPr>
+      <w:r>
+        <w:rPr>
+          <w:rFonts w:ascii="Times New Roman" w:hAnsi="Times New Roman" w:eastAsia="黑体"/>
+          <w:b w:val="0"/>
+          <w:sz w:val="28"/>
+        </w:rPr>
+        <w:t>P20　竞争壁垒</w:t>
+      </w:r>
+    </w:p>
+    <w:p>
+      <w:pPr>
+        <w:jc w:val="left"/>
+      </w:pPr>
+      <w:r>
+        <w:rPr>
+          <w:rFonts w:ascii="Times New Roman" w:hAnsi="Times New Roman" w:eastAsia="宋体"/>
+          <w:b/>
+          <w:color w:val="808080"/>
+          <w:sz w:val="21"/>
+        </w:rPr>
+        <w:t>⏱ 建议时长：约 12 秒</w:t>
+      </w:r>
+    </w:p>
+    <w:p>
+      <w:pPr>
+        <w:spacing w:line="360" w:lineRule="auto"/>
+        <w:ind w:firstLine="480"/>
+        <w:jc w:val="both"/>
+      </w:pPr>
+      <w:r>
+        <w:rPr>
+          <w:rFonts w:ascii="Times New Roman" w:hAnsi="Times New Roman" w:eastAsia="宋体"/>
+          <w:b w:val="0"/>
+          <w:sz w:val="24"/>
+        </w:rPr>
+        <w:t>三重壁垒：数据上朋辈经验众包生态竞品不覆盖；场景上嵌入选课、报到、考试周关键节点；角色上"数字学长"的情感联结难以模仿。</w:t>
+      </w:r>
+    </w:p>
+    <w:p>
+      <w:pPr>
+        <w:pStyle w:val="Heading2"/>
+      </w:pPr>
+      <w:r>
+        <w:rPr>
+          <w:rFonts w:ascii="Times New Roman" w:hAnsi="Times New Roman" w:eastAsia="黑体"/>
+          <w:b w:val="0"/>
+          <w:sz w:val="28"/>
+        </w:rPr>
+        <w:t>P21　商业模式</w:t>
+      </w:r>
+    </w:p>
+    <w:p>
+      <w:pPr>
+        <w:jc w:val="left"/>
+      </w:pPr>
+      <w:r>
+        <w:rPr>
+          <w:rFonts w:ascii="Times New Roman" w:hAnsi="Times New Roman" w:eastAsia="宋体"/>
+          <w:b/>
+          <w:color w:val="808080"/>
+          <w:sz w:val="21"/>
+        </w:rPr>
+        <w:t>⏱ 建议时长：约 15 秒</w:t>
+      </w:r>
+    </w:p>
+    <w:p>
+      <w:pPr>
+        <w:spacing w:line="360" w:lineRule="auto"/>
+        <w:ind w:firstLine="480"/>
+        <w:jc w:val="both"/>
+      </w:pPr>
+      <w:r>
+        <w:rPr>
+          <w:rFonts w:ascii="Times New Roman" w:hAnsi="Times New Roman" w:eastAsia="宋体"/>
+          <w:b w:val="0"/>
+          <w:sz w:val="24"/>
+        </w:rPr>
+        <w:t>商业模式 B2B 订阅制：学校付费、学生免费。三档定价 2.98、4.98、8.8 万一年，按 30%、55%、15% 结构加权平均年费 4.95 万。学生端免费保证活跃度，学校端订阅保证收入。</w:t>
+      </w:r>
+    </w:p>
+    <w:p>
+      <w:pPr>
+        <w:pStyle w:val="Heading2"/>
+      </w:pPr>
+      <w:r>
+        <w:rPr>
+          <w:rFonts w:ascii="Times New Roman" w:hAnsi="Times New Roman" w:eastAsia="黑体"/>
+          <w:b w:val="0"/>
+          <w:sz w:val="28"/>
+        </w:rPr>
+        <w:t>P22　单校经济账</w:t>
+      </w:r>
+    </w:p>
+    <w:p>
+      <w:pPr>
+        <w:jc w:val="left"/>
+      </w:pPr>
+      <w:r>
+        <w:rPr>
+          <w:rFonts w:ascii="Times New Roman" w:hAnsi="Times New Roman" w:eastAsia="宋体"/>
+          <w:b/>
+          <w:color w:val="808080"/>
+          <w:sz w:val="21"/>
+        </w:rPr>
+        <w:t>⏱ 建议时长：约 12 秒</w:t>
+      </w:r>
+    </w:p>
+    <w:p>
+      <w:pPr>
+        <w:spacing w:line="360" w:lineRule="auto"/>
+        <w:ind w:firstLine="480"/>
+        <w:jc w:val="both"/>
+      </w:pPr>
+      <w:r>
+        <w:rPr>
+          <w:rFonts w:ascii="Times New Roman" w:hAnsi="Times New Roman" w:eastAsia="宋体"/>
+          <w:b w:val="0"/>
+          <w:sz w:val="24"/>
+        </w:rPr>
+        <w:t>单校账算得平：标准版首年合同 5.75 万、毛利 53%，全成本口径首年即回本；续费年边际毛利 62%；LTV 与获客成本比约 3.7；公司盈亏平衡点 15 到 16 所。</w:t>
+      </w:r>
+    </w:p>
+    <w:p>
+      <w:pPr>
+        <w:pStyle w:val="Heading2"/>
+      </w:pPr>
+      <w:r>
+        <w:rPr>
+          <w:rFonts w:ascii="Times New Roman" w:hAnsi="Times New Roman" w:eastAsia="黑体"/>
+          <w:b w:val="0"/>
+          <w:sz w:val="28"/>
+        </w:rPr>
+        <w:t>P23　应用案例</w:t>
+      </w:r>
+    </w:p>
+    <w:p>
+      <w:pPr>
+        <w:jc w:val="left"/>
+      </w:pPr>
+      <w:r>
+        <w:rPr>
+          <w:rFonts w:ascii="Times New Roman" w:hAnsi="Times New Roman" w:eastAsia="宋体"/>
+          <w:b/>
+          <w:color w:val="808080"/>
+          <w:sz w:val="21"/>
+        </w:rPr>
+        <w:t>⏱ 建议时长：约 12 秒</w:t>
+      </w:r>
+    </w:p>
+    <w:p>
+      <w:pPr>
+        <w:spacing w:line="360" w:lineRule="auto"/>
+        <w:ind w:firstLine="480"/>
+        <w:jc w:val="both"/>
+      </w:pPr>
+      <w:r>
+        <w:rPr>
+          <w:rFonts w:ascii="Times New Roman" w:hAnsi="Times New Roman" w:eastAsia="宋体"/>
+          <w:b w:val="0"/>
+          <w:sz w:val="24"/>
+        </w:rPr>
+        <w:t>应用案例按三层推进：本校全量部署、学院付费试点、省内三校复制。这些是里程碑目标，MVP 完成后逐层落地并留存真实案例。</w:t>
+      </w:r>
+    </w:p>
+    <w:p>
+      <w:pPr>
+        <w:pStyle w:val="Heading2"/>
+      </w:pPr>
+      <w:r>
+        <w:rPr>
+          <w:rFonts w:ascii="Times New Roman" w:hAnsi="Times New Roman" w:eastAsia="黑体"/>
+          <w:b w:val="0"/>
+          <w:sz w:val="28"/>
+        </w:rPr>
+        <w:t>P24　用户反馈</w:t>
       </w:r>
     </w:p>
     <w:p>
@@ -182,7 +1106,7 @@
           <w:b w:val="0"/>
           <w:sz w:val="24"/>
         </w:rPr>
-        <w:t>接下来的十分钟，我从七个部分汇报：核心定位与市场、产品与差异化、商业模式、竞争策略、财务与融资、团队与规划、风险与展望。</w:t>
+        <w:t>反馈机制已设计：2027 年 1 月启动五百人内测，周度复盘点踩率与未解决问题，满意度目标 4.5 分以上，反馈直接驱动知识库更新。</w:t>
       </w:r>
     </w:p>
     <w:p>
@@ -195,7 +1119,7 @@
           <w:b w:val="0"/>
           <w:sz w:val="28"/>
         </w:rPr>
-        <w:t>P3　核心定位</w:t>
+        <w:t>P25　问卷设计</w:t>
       </w:r>
     </w:p>
     <w:p>
@@ -209,7 +1133,7 @@
           <w:color w:val="808080"/>
           <w:sz w:val="21"/>
         </w:rPr>
-        <w:t>⏱ 建议时长：约 40 秒</w:t>
+        <w:t>⏱ 建议时长：约 10 秒</w:t>
       </w:r>
     </w:p>
     <w:p>
@@ -224,7 +1148,7 @@
           <w:b w:val="0"/>
           <w:sz w:val="24"/>
         </w:rPr>
-        <w:t>先用一句话介绍"智伴成长"是什么：它为每一位大学生配备一位 7×24 小时在线的"数字学长"。这位学长的能力来自三重角色：第一，高效的知识管理工具——"查什么、怎么办、去哪办"，三步之内得到答案；第二，可靠的学业与生活导师——选课建议、挂科预警、关键节点主动提醒；第三，有温度的陪伴者——情绪感知与心理支持。三者结合，覆盖大学生从适应、成长到关怀的完整旅程。</w:t>
+        <w:t>这是需求调研问卷的六道核心题，覆盖办事指引、信息渠道、学长建议影响度、倾诉偏好和学工教师减负需求，完整版见商业计划书附录。</w:t>
       </w:r>
     </w:p>
     <w:p>
@@ -237,7 +1161,7 @@
           <w:b w:val="0"/>
           <w:sz w:val="28"/>
         </w:rPr>
-        <w:t>P4　市场痛点</w:t>
+        <w:t>P26　财务预测</w:t>
       </w:r>
     </w:p>
     <w:p>
@@ -251,7 +1175,7 @@
           <w:color w:val="808080"/>
           <w:sz w:val="21"/>
         </w:rPr>
-        <w:t>⏱ 建议时长：约 40 秒</w:t>
+        <w:t>⏱ 建议时长：约 18 秒</w:t>
       </w:r>
     </w:p>
     <w:p>
@@ -266,7 +1190,7 @@
           <w:b w:val="0"/>
           <w:sz w:val="24"/>
         </w:rPr>
-        <w:t>我们做这个项目，是因为看到了双向痛点。学生端：办事指南散落各处，信息碎片化；选课靠学长口口相传，缺乏系统化渠道；心理上有困难却"愿意倾诉、不愿当面求助"。学校端：辅导员按不低于 1:200 的师生比配置，难以兼顾个体需求；学长经验随毕业流失，无法沉淀传承；重复性答疑占用了大量学工工时。一个方案，同时解决两端难题。</w:t>
+        <w:t>财务三年：收入 23.5 万到 209 万，累计签约 4 所到 40 所；第一年小幅亏损，第二年盈亏平衡，第三年净利润 19.3 万、净利率 9.2%——对标成长期 SaaS 的合理区间，第四年起向成熟水平演进。所有测算与单校经济账自洽。</w:t>
       </w:r>
     </w:p>
     <w:p>
@@ -279,7 +1203,7 @@
           <w:b w:val="0"/>
           <w:sz w:val="28"/>
         </w:rPr>
-        <w:t>P5　市场规模</w:t>
+        <w:t>P27　敏感性分析</w:t>
       </w:r>
     </w:p>
     <w:p>
@@ -293,7 +1217,7 @@
           <w:color w:val="808080"/>
           <w:sz w:val="21"/>
         </w:rPr>
-        <w:t>⏱ 建议时长：约 30 秒</w:t>
+        <w:t>⏱ 建议时长：约 10 秒</w:t>
       </w:r>
     </w:p>
     <w:p>
@@ -308,7 +1232,7 @@
           <w:b w:val="0"/>
           <w:sz w:val="24"/>
         </w:rPr>
-        <w:t>市场规模采用自下而上的保守测算：全国三千多所高校，按年均五万元采购预算，总体市场约 1.5 亿元一年；其中具备采购意愿的院校约八百所，可服务市场约四千万元。我们第三年的目标收入约两百万元，只需要占到可服务市场的 5%，目标务实可行。</w:t>
+        <w:t>最坏情况也可控：签约下降三成，收缩弹性成本后仍接近盈亏平衡；续费率降至60% 仍盈利。弹性成本与签约节奏联动，加六个月现金储备兜底。</w:t>
       </w:r>
     </w:p>
     <w:p>
@@ -321,7 +1245,7 @@
           <w:b w:val="0"/>
           <w:sz w:val="28"/>
         </w:rPr>
-        <w:t>P6　产品总览</w:t>
+        <w:t>P28　融资需求</w:t>
       </w:r>
     </w:p>
     <w:p>
@@ -335,7 +1259,7 @@
           <w:color w:val="808080"/>
           <w:sz w:val="21"/>
         </w:rPr>
-        <w:t>⏱ 建议时长：约 30 秒</w:t>
+        <w:t>⏱ 建议时长：约 12 秒</w:t>
       </w:r>
     </w:p>
     <w:p>
@@ -350,7 +1274,7 @@
           <w:b w:val="0"/>
           <w:sz w:val="24"/>
         </w:rPr>
-        <w:t>产品采用四层架构：数据层汇集官网公告、办事流程、课程资料和学长经验；知识层用 Neo4j 知识图谱加向量数据库，构成"数字学长的大脑"；服务层提供RAG 问答、个性化推荐和情绪感知；交互层是 Electron 跨平台客户端，支持文字与语音。四层打通，形成"理解问题—检索知识—生成回答"的完整链路。</w:t>
+        <w:t>种子轮融资 50 万元，出让 10% 到 15%，2027 年 6 月结题后启动。用途：研发 40%、试点 20%、市场 24%、储备 16%。</w:t>
       </w:r>
     </w:p>
     <w:p>
@@ -363,7 +1287,7 @@
           <w:b w:val="0"/>
           <w:sz w:val="28"/>
         </w:rPr>
-        <w:t>P7　四大功能模块</w:t>
+        <w:t>P29　项目延伸</w:t>
       </w:r>
     </w:p>
     <w:p>
@@ -377,7 +1301,7 @@
           <w:color w:val="808080"/>
           <w:sz w:val="21"/>
         </w:rPr>
-        <w:t>⏱ 建议时长：约 25 秒</w:t>
+        <w:t>⏱ 建议时长：约 10 秒</w:t>
       </w:r>
     </w:p>
     <w:p>
@@ -392,7 +1316,7 @@
           <w:b w:val="0"/>
           <w:sz w:val="24"/>
         </w:rPr>
-        <w:t>围绕大学生全周期，产品有四大模块：生活导航解决校园事务，学业规划解决选课与成长，心理疏导提供情绪支持，校园融入帮助建立归属感。在此之上，还有 20 多类主动提醒，在选课截止、考试周、新生报到等关键节点主动推送。</w:t>
+        <w:t>项目不止于一款软件：产品向 SaaS 多租户和增值服务延伸，生态向学长经验众包平台延伸，模式向区域代理延伸——最终成为校园知识生态的运营者。</w:t>
       </w:r>
     </w:p>
     <w:p>
@@ -405,217 +1329,7 @@
           <w:b w:val="0"/>
           <w:sz w:val="28"/>
         </w:rPr>
-        <w:t>P8　差异化能力</w:t>
-      </w:r>
-    </w:p>
-    <w:p>
-      <w:pPr>
-        <w:jc w:val="left"/>
-      </w:pPr>
-      <w:r>
-        <w:rPr>
-          <w:rFonts w:ascii="Times New Roman" w:hAnsi="Times New Roman" w:eastAsia="宋体"/>
-          <w:b/>
-          <w:color w:val="808080"/>
-          <w:sz w:val="21"/>
-        </w:rPr>
-        <w:t>⏱ 建议时长：约 40 秒</w:t>
-      </w:r>
-    </w:p>
-    <w:p>
-      <w:pPr>
-        <w:spacing w:line="360" w:lineRule="auto"/>
-        <w:ind w:firstLine="480"/>
-        <w:jc w:val="both"/>
-      </w:pPr>
-      <w:r>
-        <w:rPr>
-          <w:rFonts w:ascii="Times New Roman" w:hAnsi="Times New Roman" w:eastAsia="宋体"/>
-          <w:b w:val="0"/>
-          <w:sz w:val="24"/>
-        </w:rPr>
-        <w:t>这一页回答"为什么是我们"。我们做了竞品调研：金智教育服务一千两百多所高校，新开普占高校一卡通市场约 45% 的份额，他们都在做"办事效率"——一卡通、事务办理、官方资讯。而"成长陪伴"——选课避雷、学习方法、心理经验、社团融入这些朋辈经验内容，目前无人系统化覆盖。所以我们选择错位竞争：他们做效率，我们做陪伴；策略上合作大于对抗，通过直销加被集成进入市场。这个窗口期大约一到两年，我们必须快。</w:t>
-      </w:r>
-    </w:p>
-    <w:p>
-      <w:pPr>
-        <w:pStyle w:val="Heading2"/>
-      </w:pPr>
-      <w:r>
-        <w:rPr>
-          <w:rFonts w:ascii="Times New Roman" w:hAnsi="Times New Roman" w:eastAsia="黑体"/>
-          <w:b w:val="0"/>
-          <w:sz w:val="28"/>
-        </w:rPr>
-        <w:t>P9　核心量化指标</w:t>
-      </w:r>
-    </w:p>
-    <w:p>
-      <w:pPr>
-        <w:jc w:val="left"/>
-      </w:pPr>
-      <w:r>
-        <w:rPr>
-          <w:rFonts w:ascii="Times New Roman" w:hAnsi="Times New Roman" w:eastAsia="宋体"/>
-          <w:b/>
-          <w:color w:val="808080"/>
-          <w:sz w:val="21"/>
-        </w:rPr>
-        <w:t>⏱ 建议时长：约 25 秒</w:t>
-      </w:r>
-    </w:p>
-    <w:p>
-      <w:pPr>
-        <w:spacing w:line="360" w:lineRule="auto"/>
-        <w:ind w:firstLine="480"/>
-        <w:jc w:val="both"/>
-      </w:pPr>
-      <w:r>
-        <w:rPr>
-          <w:rFonts w:ascii="Times New Roman" w:hAnsi="Times New Roman" w:eastAsia="宋体"/>
-          <w:b w:val="0"/>
-          <w:sz w:val="24"/>
-        </w:rPr>
-        <w:t>差异化不能只靠口号。我们把"有温度、懂校园"翻译成六个可验收的指标：高频问答准确率不低于 95%、答案 100% 可溯源、20 多类主动提醒、情绪识别准确率不低于 85%、试点校月活跃率 40%、首字响应 2 秒以内。全部采用"目标值加验证方式"的写法，试点实测、不达标不宣传。</w:t>
-      </w:r>
-    </w:p>
-    <w:p>
-      <w:pPr>
-        <w:pStyle w:val="Heading2"/>
-      </w:pPr>
-      <w:r>
-        <w:rPr>
-          <w:rFonts w:ascii="Times New Roman" w:hAnsi="Times New Roman" w:eastAsia="黑体"/>
-          <w:b w:val="0"/>
-          <w:sz w:val="28"/>
-        </w:rPr>
-        <w:t>P10　商业模式</w:t>
-      </w:r>
-    </w:p>
-    <w:p>
-      <w:pPr>
-        <w:jc w:val="left"/>
-      </w:pPr>
-      <w:r>
-        <w:rPr>
-          <w:rFonts w:ascii="Times New Roman" w:hAnsi="Times New Roman" w:eastAsia="宋体"/>
-          <w:b/>
-          <w:color w:val="808080"/>
-          <w:sz w:val="21"/>
-        </w:rPr>
-        <w:t>⏱ 建议时长：约 35 秒</w:t>
-      </w:r>
-    </w:p>
-    <w:p>
-      <w:pPr>
-        <w:spacing w:line="360" w:lineRule="auto"/>
-        <w:ind w:firstLine="480"/>
-        <w:jc w:val="both"/>
-      </w:pPr>
-      <w:r>
-        <w:rPr>
-          <w:rFonts w:ascii="Times New Roman" w:hAnsi="Times New Roman" w:eastAsia="宋体"/>
-          <w:b w:val="0"/>
-          <w:sz w:val="24"/>
-        </w:rPr>
-        <w:t>商业模式采用 B2B 订阅制：学校付费、学生免费。因为辅导员的减负需求是学校的刚性预算，而学生端免费保证了活跃度。定价分三档：基础版 2.98 万、标准版 4.98 万、旗舰版 8.8 万一年；按 30%、55%、15% 的销售结构，加权平均年费约 4.95 万，首年另收一次性实施费。</w:t>
-      </w:r>
-    </w:p>
-    <w:p>
-      <w:pPr>
-        <w:pStyle w:val="Heading2"/>
-      </w:pPr>
-      <w:r>
-        <w:rPr>
-          <w:rFonts w:ascii="Times New Roman" w:hAnsi="Times New Roman" w:eastAsia="黑体"/>
-          <w:b w:val="0"/>
-          <w:sz w:val="28"/>
-        </w:rPr>
-        <w:t>P11　单校经济账</w:t>
-      </w:r>
-    </w:p>
-    <w:p>
-      <w:pPr>
-        <w:jc w:val="left"/>
-      </w:pPr>
-      <w:r>
-        <w:rPr>
-          <w:rFonts w:ascii="Times New Roman" w:hAnsi="Times New Roman" w:eastAsia="宋体"/>
-          <w:b/>
-          <w:color w:val="808080"/>
-          <w:sz w:val="21"/>
-        </w:rPr>
-        <w:t>⏱ 建议时长：约 25 秒</w:t>
-      </w:r>
-    </w:p>
-    <w:p>
-      <w:pPr>
-        <w:spacing w:line="360" w:lineRule="auto"/>
-        <w:ind w:firstLine="480"/>
-        <w:jc w:val="both"/>
-      </w:pPr>
-      <w:r>
-        <w:rPr>
-          <w:rFonts w:ascii="Times New Roman" w:hAnsi="Times New Roman" w:eastAsia="宋体"/>
-          <w:b w:val="0"/>
-          <w:sz w:val="24"/>
-        </w:rPr>
-        <w:t>我们特别算了一笔单校经济账：标准版首年合同 5.75 万，毛利率 53%，全成本口径下首年即回本；续费年边际毛利率上升到 62%，客户存续越久、利润越厚；客户生命周期价值与获客成本之比约 3.7，高于行业健康线；公司整体盈亏平衡点只需要 15 到 16 所学校。</w:t>
-      </w:r>
-    </w:p>
-    <w:p>
-      <w:pPr>
-        <w:pStyle w:val="Heading2"/>
-      </w:pPr>
-      <w:r>
-        <w:rPr>
-          <w:rFonts w:ascii="Times New Roman" w:hAnsi="Times New Roman" w:eastAsia="黑体"/>
-          <w:b w:val="0"/>
-          <w:sz w:val="28"/>
-        </w:rPr>
-        <w:t>P12　竞争壁垒</w:t>
-      </w:r>
-    </w:p>
-    <w:p>
-      <w:pPr>
-        <w:jc w:val="left"/>
-      </w:pPr>
-      <w:r>
-        <w:rPr>
-          <w:rFonts w:ascii="Times New Roman" w:hAnsi="Times New Roman" w:eastAsia="宋体"/>
-          <w:b/>
-          <w:color w:val="808080"/>
-          <w:sz w:val="21"/>
-        </w:rPr>
-        <w:t>⏱ 建议时长：约 25 秒</w:t>
-      </w:r>
-    </w:p>
-    <w:p>
-      <w:pPr>
-        <w:spacing w:line="360" w:lineRule="auto"/>
-        <w:ind w:firstLine="480"/>
-        <w:jc w:val="both"/>
-      </w:pPr>
-      <w:r>
-        <w:rPr>
-          <w:rFonts w:ascii="Times New Roman" w:hAnsi="Times New Roman" w:eastAsia="宋体"/>
-          <w:b w:val="0"/>
-          <w:sz w:val="24"/>
-        </w:rPr>
-        <w:t>护城河有三重：数据壁垒——朋辈经验众包内容生态，厂商和自研系统都不覆盖；场景壁垒——嵌入选课、报到、考试周等关键节点，用得上、离不开；角色壁垒——"数字学长"的人格与情感联结，工具型竞品难以模仿。</w:t>
-      </w:r>
-    </w:p>
-    <w:p>
-      <w:pPr>
-        <w:pStyle w:val="Heading2"/>
-      </w:pPr>
-      <w:r>
-        <w:rPr>
-          <w:rFonts w:ascii="Times New Roman" w:hAnsi="Times New Roman" w:eastAsia="黑体"/>
-          <w:b w:val="0"/>
-          <w:sz w:val="28"/>
-        </w:rPr>
-        <w:t>P13　竞品对比</w:t>
+        <w:t>P30　负责人与个人成长</w:t>
       </w:r>
     </w:p>
     <w:p>
@@ -644,7 +1358,7 @@
           <w:b w:val="0"/>
           <w:sz w:val="24"/>
         </w:rPr>
-        <w:t>这张对比表可以看到：在朋辈经验、主动提醒、情感角色三个维度上，我们与厂商 AI 助手、高校自研系统、通用大模型形成清晰的错位优势；B2B 年订阅的收费模式也更适配高校采购习惯。</w:t>
+        <w:t>我负责总体统筹与算法，产出包括四层架构设计、RAG 问答链路和财务模型。个人成长分三层：知识上，课堂 NLP 理论落地为 RAG 工程能力；能力上，从完成实训作业到独立设计架构、再到牵头产品化；价值观上，坚定了用 AI 传承朋辈经验的信念。过程中也真实踩过坑——（技术困难案例），在指导教师陈圣波的指导下（如何解决）。</w:t>
       </w:r>
     </w:p>
     <w:p>
@@ -657,259 +1371,7 @@
           <w:b w:val="0"/>
           <w:sz w:val="28"/>
         </w:rPr>
-        <w:t>P14　财务预测</w:t>
-      </w:r>
-    </w:p>
-    <w:p>
-      <w:pPr>
-        <w:jc w:val="left"/>
-      </w:pPr>
-      <w:r>
-        <w:rPr>
-          <w:rFonts w:ascii="Times New Roman" w:hAnsi="Times New Roman" w:eastAsia="宋体"/>
-          <w:b/>
-          <w:color w:val="808080"/>
-          <w:sz w:val="21"/>
-        </w:rPr>
-        <w:t>⏱ 建议时长：约 35 秒</w:t>
-      </w:r>
-    </w:p>
-    <w:p>
-      <w:pPr>
-        <w:spacing w:line="360" w:lineRule="auto"/>
-        <w:ind w:firstLine="480"/>
-        <w:jc w:val="both"/>
-      </w:pPr>
-      <w:r>
-        <w:rPr>
-          <w:rFonts w:ascii="Times New Roman" w:hAnsi="Times New Roman" w:eastAsia="宋体"/>
-          <w:b w:val="0"/>
-          <w:sz w:val="24"/>
-        </w:rPr>
-        <w:t>财务预测三年：收入从 23.5 万增长到 209 万，累计签约从 4 所到 40 所；第一年小幅亏损 2.5 万，第二年实现盈亏平衡并盈利，第三年净利润 19.3 万、净利率 9.2%。这个数字对标的是成长期 SaaS 企业的合理区间，从第四年起向15% 到 25% 的成熟水平演进。所有测算都与单校经济账自洽。</w:t>
-      </w:r>
-    </w:p>
-    <w:p>
-      <w:pPr>
-        <w:pStyle w:val="Heading2"/>
-      </w:pPr>
-      <w:r>
-        <w:rPr>
-          <w:rFonts w:ascii="Times New Roman" w:hAnsi="Times New Roman" w:eastAsia="黑体"/>
-          <w:b w:val="0"/>
-          <w:sz w:val="28"/>
-        </w:rPr>
-        <w:t>P15　融资需求</w:t>
-      </w:r>
-    </w:p>
-    <w:p>
-      <w:pPr>
-        <w:jc w:val="left"/>
-      </w:pPr>
-      <w:r>
-        <w:rPr>
-          <w:rFonts w:ascii="Times New Roman" w:hAnsi="Times New Roman" w:eastAsia="宋体"/>
-          <w:b/>
-          <w:color w:val="808080"/>
-          <w:sz w:val="21"/>
-        </w:rPr>
-        <w:t>⏱ 建议时长：约 25 秒</w:t>
-      </w:r>
-    </w:p>
-    <w:p>
-      <w:pPr>
-        <w:spacing w:line="360" w:lineRule="auto"/>
-        <w:ind w:firstLine="480"/>
-        <w:jc w:val="both"/>
-      </w:pPr>
-      <w:r>
-        <w:rPr>
-          <w:rFonts w:ascii="Times New Roman" w:hAnsi="Times New Roman" w:eastAsia="宋体"/>
-          <w:b w:val="0"/>
-          <w:sz w:val="24"/>
-        </w:rPr>
-        <w:t>融资计划：种子轮 50 万元，出让 10% 到 15% 的股权，2027 年 6 月结题、试点数据出来后启动。用途：40% 产品研发、20% 试点部署、24% 市场拓展、16% 运营储备。</w:t>
-      </w:r>
-    </w:p>
-    <w:p>
-      <w:pPr>
-        <w:pStyle w:val="Heading2"/>
-      </w:pPr>
-      <w:r>
-        <w:rPr>
-          <w:rFonts w:ascii="Times New Roman" w:hAnsi="Times New Roman" w:eastAsia="黑体"/>
-          <w:b w:val="0"/>
-          <w:sz w:val="28"/>
-        </w:rPr>
-        <w:t>P16　团队与导师</w:t>
-      </w:r>
-    </w:p>
-    <w:p>
-      <w:pPr>
-        <w:jc w:val="left"/>
-      </w:pPr>
-      <w:r>
-        <w:rPr>
-          <w:rFonts w:ascii="Times New Roman" w:hAnsi="Times New Roman" w:eastAsia="宋体"/>
-          <w:b/>
-          <w:color w:val="808080"/>
-          <w:sz w:val="21"/>
-        </w:rPr>
-        <w:t>⏱ 建议时长：约 25 秒</w:t>
-      </w:r>
-    </w:p>
-    <w:p>
-      <w:pPr>
-        <w:spacing w:line="360" w:lineRule="auto"/>
-        <w:ind w:firstLine="480"/>
-        <w:jc w:val="both"/>
-      </w:pPr>
-      <w:r>
-        <w:rPr>
-          <w:rFonts w:ascii="Times New Roman" w:hAnsi="Times New Roman" w:eastAsia="宋体"/>
-          <w:b w:val="0"/>
-          <w:sz w:val="24"/>
-        </w:rPr>
-        <w:t>团队三人、一人多角：我负责总体统筹与算法，董芮铭负责知识工程与前端，章宇洲负责运营与市场；指导教师陈圣波老师提供技术把关与资源支持。每位成员都有对应模块的可核查产出，团队贡献经得起追溯。</w:t>
-      </w:r>
-    </w:p>
-    <w:p>
-      <w:pPr>
-        <w:pStyle w:val="Heading2"/>
-      </w:pPr>
-      <w:r>
-        <w:rPr>
-          <w:rFonts w:ascii="Times New Roman" w:hAnsi="Times New Roman" w:eastAsia="黑体"/>
-          <w:b w:val="0"/>
-          <w:sz w:val="28"/>
-        </w:rPr>
-        <w:t>P17　个人成长</w:t>
-      </w:r>
-    </w:p>
-    <w:p>
-      <w:pPr>
-        <w:jc w:val="left"/>
-      </w:pPr>
-      <w:r>
-        <w:rPr>
-          <w:rFonts w:ascii="Times New Roman" w:hAnsi="Times New Roman" w:eastAsia="宋体"/>
-          <w:b/>
-          <w:color w:val="808080"/>
-          <w:sz w:val="21"/>
-        </w:rPr>
-        <w:t>⏱ 建议时长：约 40 秒</w:t>
-      </w:r>
-    </w:p>
-    <w:p>
-      <w:pPr>
-        <w:spacing w:line="360" w:lineRule="auto"/>
-        <w:ind w:firstLine="480"/>
-        <w:jc w:val="both"/>
-      </w:pPr>
-      <w:r>
-        <w:rPr>
-          <w:rFonts w:ascii="Times New Roman" w:hAnsi="Times New Roman" w:eastAsia="宋体"/>
-          <w:b w:val="0"/>
-          <w:sz w:val="24"/>
-        </w:rPr>
-        <w:t>这一页回应大赛"个人成长"评审项。我们的项目本身就是学创融合的产物：课堂实训的 Word2Vec 转化成了检索语义匹配，TextCNN 转化成了情绪识别，知识图谱实训直接支撑 Neo4j 校园图谱。过程中我们经历了从完成作业、到独立设计架构、再到牵头产品化的能力跃迁，也真实遇到过技术瓶颈和调研碰壁，在导师指导与学校平台支持下逐一攻克。核心技术由学生独立完成，导师负责把关，成果边界清晰。</w:t>
-      </w:r>
-    </w:p>
-    <w:p>
-      <w:pPr>
-        <w:pStyle w:val="Heading2"/>
-      </w:pPr>
-      <w:r>
-        <w:rPr>
-          <w:rFonts w:ascii="Times New Roman" w:hAnsi="Times New Roman" w:eastAsia="黑体"/>
-          <w:b w:val="0"/>
-          <w:sz w:val="28"/>
-        </w:rPr>
-        <w:t>P18　里程碑与规划</w:t>
-      </w:r>
-    </w:p>
-    <w:p>
-      <w:pPr>
-        <w:jc w:val="left"/>
-      </w:pPr>
-      <w:r>
-        <w:rPr>
-          <w:rFonts w:ascii="Times New Roman" w:hAnsi="Times New Roman" w:eastAsia="宋体"/>
-          <w:b/>
-          <w:color w:val="808080"/>
-          <w:sz w:val="21"/>
-        </w:rPr>
-        <w:t>⏱ 建议时长：约 25 秒</w:t>
-      </w:r>
-    </w:p>
-    <w:p>
-      <w:pPr>
-        <w:spacing w:line="360" w:lineRule="auto"/>
-        <w:ind w:firstLine="480"/>
-        <w:jc w:val="both"/>
-      </w:pPr>
-      <w:r>
-        <w:rPr>
-          <w:rFonts w:ascii="Times New Roman" w:hAnsi="Times New Roman" w:eastAsia="宋体"/>
-          <w:b w:val="0"/>
-          <w:sz w:val="24"/>
-        </w:rPr>
-        <w:t>三年三步走：验证期在本校跑通闭环，签约 1 到 4 所；放量期公司化运营、实现盈亏平衡，累计 16 所、年收入约 86 万；平台期规模化复制，累计 40 所、年收入约 210 万。</w:t>
-      </w:r>
-    </w:p>
-    <w:p>
-      <w:pPr>
-        <w:pStyle w:val="Heading2"/>
-      </w:pPr>
-      <w:r>
-        <w:rPr>
-          <w:rFonts w:ascii="Times New Roman" w:hAnsi="Times New Roman" w:eastAsia="黑体"/>
-          <w:b w:val="0"/>
-          <w:sz w:val="28"/>
-        </w:rPr>
-        <w:t>P19　风险与应对</w:t>
-      </w:r>
-    </w:p>
-    <w:p>
-      <w:pPr>
-        <w:jc w:val="left"/>
-      </w:pPr>
-      <w:r>
-        <w:rPr>
-          <w:rFonts w:ascii="Times New Roman" w:hAnsi="Times New Roman" w:eastAsia="宋体"/>
-          <w:b/>
-          <w:color w:val="808080"/>
-          <w:sz w:val="21"/>
-        </w:rPr>
-        <w:t>⏱ 建议时长：约 25 秒</w:t>
-      </w:r>
-    </w:p>
-    <w:p>
-      <w:pPr>
-        <w:spacing w:line="360" w:lineRule="auto"/>
-        <w:ind w:firstLine="480"/>
-        <w:jc w:val="both"/>
-      </w:pPr>
-      <w:r>
-        <w:rPr>
-          <w:rFonts w:ascii="Times New Roman" w:hAnsi="Times New Roman" w:eastAsia="宋体"/>
-          <w:b w:val="0"/>
-          <w:sz w:val="24"/>
-        </w:rPr>
-        <w:t>我们梳理了三大风险：市场风险，靠学院级轻量入口和标杆案例对冲；技术风险，靠 RAG 约束生成和答案溯源控制；数据合规，靠私有化部署和脱敏处理保障。最后郑重承诺：本项目所有材料真实，数据保守测算、如实标注假设，知识产权由团队持有。</w:t>
-      </w:r>
-    </w:p>
-    <w:p>
-      <w:pPr>
-        <w:pStyle w:val="Heading2"/>
-      </w:pPr>
-      <w:r>
-        <w:rPr>
-          <w:rFonts w:ascii="Times New Roman" w:hAnsi="Times New Roman" w:eastAsia="黑体"/>
-          <w:b w:val="0"/>
-          <w:sz w:val="28"/>
-        </w:rPr>
-        <w:t>P20　结语</w:t>
+        <w:t>P31　团队成员与团队成长</w:t>
       </w:r>
     </w:p>
     <w:p>
@@ -938,7 +1400,301 @@
           <w:b w:val="0"/>
           <w:sz w:val="24"/>
         </w:rPr>
-        <w:t>"让每一段大学时光，都有智慧与温暖相伴"——这是我们做这个项目的初心。我的汇报到此结束，恳请各位老师批评指正，谢谢！</w:t>
+        <w:t>董芮铭负责知识图谱和客户端，从实体抽取练习做到独立完成工程化；章宇洲负责调研执行与运营，从问卷设计做到运营体系搭建。团队从三人磨合到一人多角分工，再到模块牵头人制，每个人的产出都可在贡献台账里逐项核查。</w:t>
+      </w:r>
+    </w:p>
+    <w:p>
+      <w:pPr>
+        <w:pStyle w:val="Heading2"/>
+      </w:pPr>
+      <w:r>
+        <w:rPr>
+          <w:rFonts w:ascii="Times New Roman" w:hAnsi="Times New Roman" w:eastAsia="黑体"/>
+          <w:b w:val="0"/>
+          <w:sz w:val="28"/>
+        </w:rPr>
+        <w:t>P32　专家顾问</w:t>
+      </w:r>
+    </w:p>
+    <w:p>
+      <w:pPr>
+        <w:jc w:val="left"/>
+      </w:pPr>
+      <w:r>
+        <w:rPr>
+          <w:rFonts w:ascii="Times New Roman" w:hAnsi="Times New Roman" w:eastAsia="宋体"/>
+          <w:b/>
+          <w:color w:val="808080"/>
+          <w:sz w:val="21"/>
+        </w:rPr>
+        <w:t>⏱ 建议时长：约 10 秒</w:t>
+      </w:r>
+    </w:p>
+    <w:p>
+      <w:pPr>
+        <w:spacing w:line="360" w:lineRule="auto"/>
+        <w:ind w:firstLine="480"/>
+        <w:jc w:val="both"/>
+      </w:pPr>
+      <w:r>
+        <w:rPr>
+          <w:rFonts w:ascii="Times New Roman" w:hAnsi="Times New Roman" w:eastAsia="宋体"/>
+          <w:b w:val="0"/>
+          <w:sz w:val="24"/>
+        </w:rPr>
+        <w:t>顾问团队按行业、商业、学术技术三个方向配置（名单待确认），为项目提供行业渠道、商业模式与前沿算法支持。本校指导教师放在下一页学校支撑中。</w:t>
+      </w:r>
+    </w:p>
+    <w:p>
+      <w:pPr>
+        <w:pStyle w:val="Heading2"/>
+      </w:pPr>
+      <w:r>
+        <w:rPr>
+          <w:rFonts w:ascii="Times New Roman" w:hAnsi="Times New Roman" w:eastAsia="黑体"/>
+          <w:b w:val="0"/>
+          <w:sz w:val="28"/>
+        </w:rPr>
+        <w:t>P33　学校支撑</w:t>
+      </w:r>
+    </w:p>
+    <w:p>
+      <w:pPr>
+        <w:jc w:val="left"/>
+      </w:pPr>
+      <w:r>
+        <w:rPr>
+          <w:rFonts w:ascii="Times New Roman" w:hAnsi="Times New Roman" w:eastAsia="宋体"/>
+          <w:b/>
+          <w:color w:val="808080"/>
+          <w:sz w:val="21"/>
+        </w:rPr>
+        <w:t>⏱ 建议时长：约 12 秒</w:t>
+      </w:r>
+    </w:p>
+    <w:p>
+      <w:pPr>
+        <w:spacing w:line="360" w:lineRule="auto"/>
+        <w:ind w:firstLine="480"/>
+        <w:jc w:val="both"/>
+      </w:pPr>
+      <w:r>
+        <w:rPr>
+          <w:rFonts w:ascii="Times New Roman" w:hAnsi="Times New Roman" w:eastAsia="宋体"/>
+          <w:b w:val="0"/>
+          <w:sz w:val="24"/>
+        </w:rPr>
+        <w:t>学校给予的支撑：指导教师陈圣波做技术把关与资源对接；创新创业学院提供创业辅导、场地和政策支持；课程与三项实训直接转化为核心技术能力——这正是"以赛促学"的体现。</w:t>
+      </w:r>
+    </w:p>
+    <w:p>
+      <w:pPr>
+        <w:pStyle w:val="Heading2"/>
+      </w:pPr>
+      <w:r>
+        <w:rPr>
+          <w:rFonts w:ascii="Times New Roman" w:hAnsi="Times New Roman" w:eastAsia="黑体"/>
+          <w:b w:val="0"/>
+          <w:sz w:val="28"/>
+        </w:rPr>
+        <w:t>P34　媒体报道</w:t>
+      </w:r>
+    </w:p>
+    <w:p>
+      <w:pPr>
+        <w:jc w:val="left"/>
+      </w:pPr>
+      <w:r>
+        <w:rPr>
+          <w:rFonts w:ascii="Times New Roman" w:hAnsi="Times New Roman" w:eastAsia="宋体"/>
+          <w:b/>
+          <w:color w:val="808080"/>
+          <w:sz w:val="21"/>
+        </w:rPr>
+        <w:t>⏱ 建议时长：约 8 秒</w:t>
+      </w:r>
+    </w:p>
+    <w:p>
+      <w:pPr>
+        <w:spacing w:line="360" w:lineRule="auto"/>
+        <w:ind w:firstLine="480"/>
+        <w:jc w:val="both"/>
+      </w:pPr>
+      <w:r>
+        <w:rPr>
+          <w:rFonts w:ascii="Times New Roman" w:hAnsi="Times New Roman" w:eastAsia="宋体"/>
+          <w:b w:val="0"/>
+          <w:sz w:val="24"/>
+        </w:rPr>
+        <w:t>传播上计划校内专栏、新生入学教育嵌入、高教会案例输出，目标 2027 年内形成一到两篇媒体报道。</w:t>
+      </w:r>
+    </w:p>
+    <w:p>
+      <w:pPr>
+        <w:pStyle w:val="Heading2"/>
+      </w:pPr>
+      <w:r>
+        <w:rPr>
+          <w:rFonts w:ascii="Times New Roman" w:hAnsi="Times New Roman" w:eastAsia="黑体"/>
+          <w:b w:val="0"/>
+          <w:sz w:val="28"/>
+        </w:rPr>
+        <w:t>P35　社会价值</w:t>
+      </w:r>
+    </w:p>
+    <w:p>
+      <w:pPr>
+        <w:jc w:val="left"/>
+      </w:pPr>
+      <w:r>
+        <w:rPr>
+          <w:rFonts w:ascii="Times New Roman" w:hAnsi="Times New Roman" w:eastAsia="宋体"/>
+          <w:b/>
+          <w:color w:val="808080"/>
+          <w:sz w:val="21"/>
+        </w:rPr>
+        <w:t>⏱ 建议时长：约 12 秒</w:t>
+      </w:r>
+    </w:p>
+    <w:p>
+      <w:pPr>
+        <w:spacing w:line="360" w:lineRule="auto"/>
+        <w:ind w:firstLine="480"/>
+        <w:jc w:val="both"/>
+      </w:pPr>
+      <w:r>
+        <w:rPr>
+          <w:rFonts w:ascii="Times New Roman" w:hAnsi="Times New Roman" w:eastAsia="宋体"/>
+          <w:b w:val="0"/>
+          <w:sz w:val="24"/>
+        </w:rPr>
+        <w:t>社会价值三句话：就业上提供岗位与实习；行业上为朋辈教育数字化提供可复制方案；情怀上服务立德树人，让校园经验代际传承、育人资源普惠每一位学生。</w:t>
+      </w:r>
+    </w:p>
+    <w:p>
+      <w:pPr>
+        <w:pStyle w:val="Heading2"/>
+      </w:pPr>
+      <w:r>
+        <w:rPr>
+          <w:rFonts w:ascii="Times New Roman" w:hAnsi="Times New Roman" w:eastAsia="黑体"/>
+          <w:b w:val="0"/>
+          <w:sz w:val="28"/>
+        </w:rPr>
+        <w:t>P36　发展规划</w:t>
+      </w:r>
+    </w:p>
+    <w:p>
+      <w:pPr>
+        <w:jc w:val="left"/>
+      </w:pPr>
+      <w:r>
+        <w:rPr>
+          <w:rFonts w:ascii="Times New Roman" w:hAnsi="Times New Roman" w:eastAsia="宋体"/>
+          <w:b/>
+          <w:color w:val="808080"/>
+          <w:sz w:val="21"/>
+        </w:rPr>
+        <w:t>⏱ 建议时长：约 12 秒</w:t>
+      </w:r>
+    </w:p>
+    <w:p>
+      <w:pPr>
+        <w:spacing w:line="360" w:lineRule="auto"/>
+        <w:ind w:firstLine="480"/>
+        <w:jc w:val="both"/>
+      </w:pPr>
+      <w:r>
+        <w:rPr>
+          <w:rFonts w:ascii="Times New Roman" w:hAnsi="Times New Roman" w:eastAsia="宋体"/>
+          <w:b w:val="0"/>
+          <w:sz w:val="24"/>
+        </w:rPr>
+        <w:t>三年三步走：验证期校内闭环、签约 1 到 4 所；放量期公司化、盈亏平衡、累计 16 所；平台期规模化、累计 40 所、年收入约 210 万。</w:t>
+      </w:r>
+    </w:p>
+    <w:p>
+      <w:pPr>
+        <w:pStyle w:val="Heading2"/>
+      </w:pPr>
+      <w:r>
+        <w:rPr>
+          <w:rFonts w:ascii="Times New Roman" w:hAnsi="Times New Roman" w:eastAsia="黑体"/>
+          <w:b w:val="0"/>
+          <w:sz w:val="28"/>
+        </w:rPr>
+        <w:t>P37　风险与应对</w:t>
+      </w:r>
+    </w:p>
+    <w:p>
+      <w:pPr>
+        <w:jc w:val="left"/>
+      </w:pPr>
+      <w:r>
+        <w:rPr>
+          <w:rFonts w:ascii="Times New Roman" w:hAnsi="Times New Roman" w:eastAsia="宋体"/>
+          <w:b/>
+          <w:color w:val="808080"/>
+          <w:sz w:val="21"/>
+        </w:rPr>
+        <w:t>⏱ 建议时长：约 12 秒</w:t>
+      </w:r>
+    </w:p>
+    <w:p>
+      <w:pPr>
+        <w:spacing w:line="360" w:lineRule="auto"/>
+        <w:ind w:firstLine="480"/>
+        <w:jc w:val="both"/>
+      </w:pPr>
+      <w:r>
+        <w:rPr>
+          <w:rFonts w:ascii="Times New Roman" w:hAnsi="Times New Roman" w:eastAsia="宋体"/>
+          <w:b w:val="0"/>
+          <w:sz w:val="24"/>
+        </w:rPr>
+        <w:t>三大风险都有对冲：市场风险靠轻量入口和标杆案例；技术风险靠 RAG 约束和答案溯源；数据合规靠私有化部署和脱敏。最后郑重承诺：本项目材料全部真实，数据保守测算、如实标注假设。</w:t>
+      </w:r>
+    </w:p>
+    <w:p>
+      <w:pPr>
+        <w:pStyle w:val="Heading2"/>
+      </w:pPr>
+      <w:r>
+        <w:rPr>
+          <w:rFonts w:ascii="Times New Roman" w:hAnsi="Times New Roman" w:eastAsia="黑体"/>
+          <w:b w:val="0"/>
+          <w:sz w:val="28"/>
+        </w:rPr>
+        <w:t>P38　结语</w:t>
+      </w:r>
+    </w:p>
+    <w:p>
+      <w:pPr>
+        <w:jc w:val="left"/>
+      </w:pPr>
+      <w:r>
+        <w:rPr>
+          <w:rFonts w:ascii="Times New Roman" w:hAnsi="Times New Roman" w:eastAsia="宋体"/>
+          <w:b/>
+          <w:color w:val="808080"/>
+          <w:sz w:val="21"/>
+        </w:rPr>
+        <w:t>⏱ 建议时长：约 10 秒</w:t>
+      </w:r>
+    </w:p>
+    <w:p>
+      <w:pPr>
+        <w:spacing w:line="360" w:lineRule="auto"/>
+        <w:ind w:firstLine="480"/>
+        <w:jc w:val="both"/>
+      </w:pPr>
+      <w:r>
+        <w:rPr>
+          <w:rFonts w:ascii="Times New Roman" w:hAnsi="Times New Roman" w:eastAsia="宋体"/>
+          <w:b w:val="0"/>
+          <w:sz w:val="24"/>
+        </w:rPr>
+        <w:t>"让每一段大学时光，都有智慧与温暖相伴"——这是我们的初心，也是我们的承诺。恳请各位老师批评指正，谢谢！</w:t>
       </w:r>
     </w:p>
     <w:p>
@@ -979,7 +1735,7 @@
           <w:b w:val="0"/>
           <w:sz w:val="24"/>
         </w:rPr>
-        <w:t>1. 总时长目标 9 分 30 秒。语速约 230 字/分钟，数字页（P5、P11、P14）适当放慢，让评委听清；每页讲完停顿半秒再翻页。</w:t>
+        <w:t>1. 总时长目标 9 分 30 秒。语速约 230 字/分钟；数字页（P5、P22、P26）适当放慢；每页讲完停顿半秒再翻页。</w:t>
       </w:r>
     </w:p>
     <w:p>
@@ -994,7 +1750,7 @@
           <w:b w:val="0"/>
           <w:sz w:val="24"/>
         </w:rPr>
-        <w:t>2. 若现场倒计时告急，压缩顺序：P13 → P11 → P5（各压成一句话）；P8 与 P17 无论如何讲完整。</w:t>
+        <w:t>2. 超时压缩顺序：P24 → P34 → P25 → P17（各压成一句话）；P18、P8、P30、P31 无论如何讲完整。</w:t>
       </w:r>
     </w:p>
     <w:p>
@@ -1009,7 +1765,7 @@
           <w:b w:val="0"/>
           <w:sz w:val="24"/>
         </w:rPr>
-        <w:t>3. 讲稿在赛前大声演练 3 遍以上，卡表计时；熟练后可以脱稿，但数字必须按稿报，不要临场发挥。</w:t>
+        <w:t>3. 赛前对着 PPT 卡表演练 3 遍以上；数字必须按稿报，不临场发挥。</w:t>
       </w:r>
     </w:p>
     <w:p>
@@ -1037,7 +1793,7 @@
           <w:b w:val="0"/>
           <w:sz w:val="24"/>
         </w:rPr>
-        <w:t>1. 所有数字以《商业计划书》终稿为准，答辩现场不临时补充任何未经核实的数据——2026 年规则对材料真实性一票否决，宁可不答，不可乱答。</w:t>
+        <w:t>1. 所有数字以《商业计划书》终稿为准，现场不补充任何未经核实的数据——2026 年规则对材料真实性一票否决，宁可不答，不可乱答。</w:t>
       </w:r>
     </w:p>
     <w:p>
@@ -1052,7 +1808,7 @@
           <w:b w:val="0"/>
           <w:sz w:val="24"/>
         </w:rPr>
-        <w:t>2. 被问到调研进展时，如实回答："问卷调研按计划于 2026 年 9—10 月执行，目标样本 300 份以上，当前结论基于团队体验、辅导员配比政策与竞品动向三项已验证基础。"不要声称已完成的调研。</w:t>
+        <w:t>2. 被问到调研进展时，如实回答："问卷调研按计划于 2026 年 9—10 月执行，目标样本 300 份以上；当前结论基于三项已验证基础，已在 P7 如实标注。"</w:t>
       </w:r>
     </w:p>
     <w:p>
@@ -1067,7 +1823,22 @@
           <w:b w:val="0"/>
           <w:sz w:val="24"/>
         </w:rPr>
-        <w:t>3. P17 的两个【】案例（技术困难、实践困难）演讲前必须替换为真实经历，并准备好时间、人物、过程细节，被追问细节时要能答得上来。</w:t>
+        <w:t>3. P30 的【技术困难案例】【实践困难案例】答辩前必须替换为真实经历，准备好时间、人物、过程细节，被追问细节要能答。</w:t>
+      </w:r>
+    </w:p>
+    <w:p>
+      <w:pPr>
+        <w:spacing w:line="360" w:lineRule="auto"/>
+        <w:ind w:firstLine="480"/>
+        <w:jc w:val="both"/>
+      </w:pPr>
+      <w:r>
+        <w:rPr>
+          <w:rFonts w:ascii="Times New Roman" w:hAnsi="Times New Roman" w:eastAsia="宋体"/>
+          <w:b w:val="0"/>
+          <w:sz w:val="24"/>
+        </w:rPr>
+        <w:t>4. P23 应用案例、P24 用户反馈、P34 媒体报道均为"计划/目标"，PPT 已用橙色"计划/目标/待确认"标签标注——被问到时不要改口说"已完成"。</w:t>
       </w:r>
     </w:p>
     <w:p>
@@ -1095,7 +1866,7 @@
           <w:b w:val="0"/>
           <w:sz w:val="24"/>
         </w:rPr>
-        <w:t>1. 提前 30 分钟到场，测试投影分辨率与字体（PPT 使用微软雅黑，非 Windows 设备可能缺字体——若显示异常，备用方案为 PDF 版）。</w:t>
+        <w:t>1. 提前 30 分钟到场测试投影与字体（微软雅黑）；准备 PDF 备份版。</w:t>
       </w:r>
     </w:p>
     <w:p>
@@ -1110,7 +1881,7 @@
           <w:b w:val="0"/>
           <w:sz w:val="24"/>
         </w:rPr>
-        <w:t>2. 备好三样东西：U 盘一份 PPT、云盘一份、纸质版计划书 1—2 本（评委翻阅用）。</w:t>
+        <w:t>2. U 盘一份 PPT、云盘一份、纸质版计划书 1—2 本（评委翻阅用）。</w:t>
       </w:r>
     </w:p>
     <w:p>
@@ -1125,7 +1896,7 @@
           <w:b w:val="0"/>
           <w:sz w:val="24"/>
         </w:rPr>
-        <w:t>3. 团队着装统一（正装或统一队服），开场问好、结尾致谢；被质疑时不辩解、不打断评委，先记录问题，等评委问完再逐条回应。</w:t>
+        <w:t>3. 着装统一；开场问好、结尾致谢；被质疑时不辩解、不打断评委，先记录问题，等评委问完再逐条回应。</w:t>
       </w:r>
     </w:p>
     <w:p>
@@ -1173,7 +1944,7 @@
           <w:b w:val="0"/>
           <w:sz w:val="24"/>
         </w:rPr>
-        <w:t>答：这个数字对标的是成长期 SaaS 企业的合理区间（0%—15%）；我们按市场价全额计提人力成本，并预留税费。随着续费占比提升，第 4 年起净利率会向15%—25% 的行业成熟水平演进。保守口径是为了真实可辩护。</w:t>
+        <w:t>答：这个数字对标成长期 SaaS 企业的合理区间（0%—15%），我们按市场价全额计提人力成本并预留税费；随着续费占比提升，第 4 年起向 15%—25% 成熟水平演进。保守口径是为了真实可辩护。</w:t>
       </w:r>
     </w:p>
     <w:p>
@@ -1195,7 +1966,7 @@
           <w:b w:val="0"/>
           <w:sz w:val="24"/>
         </w:rPr>
-        <w:t>答：三条路径：一是本校标杆案例复制；二是与教育信息化集成商渠道合作，计划 2026 年 12 月前签署首份渠道合作备忘录；三是在厂商平台占优的院校走"被集成"模式。销售负责人岗位规划 2028 年前到位。</w:t>
+        <w:t>答：三条路径：本校标杆案例复制；与教育信息化集成商渠道合作，2026 年 12 月前签署首份合作备忘录；在厂商平台占优的院校走"被集成"模式。销售负责人岗位规划 2028 年前到位。</w:t>
       </w:r>
     </w:p>
     <w:p>
@@ -1209,7 +1980,7 @@
           <w:b w:val="0"/>
           <w:sz w:val="24"/>
         </w:rPr>
-        <w:t>问：为什么总体市场只有 1.5 亿元，是不是太小了？</w:t>
+        <w:t>问：为什么总体市场只有 1.5 亿元？</w:t>
       </w:r>
       <w:r>
         <w:rPr>
@@ -1217,7 +1988,7 @@
           <w:b w:val="0"/>
           <w:sz w:val="24"/>
         </w:rPr>
-        <w:t>答：这是自下而上的保守口径——3000 余所高校乘以年均 5 万元采购预算。即便市场只有 1.5 亿，我们第 3 年目标也只需占可服务市场的 5%，空间充足；保守测算反而证明目标务实。</w:t>
+        <w:t>答：自下而上的保守口径——3000 余所高校乘以年均 5 万元。即便市场只有1.5 亿，我们第 3 年目标也只占可服务市场的 5%；保守测算反而证明目标务实。</w:t>
       </w:r>
     </w:p>
     <w:p>
@@ -1231,7 +2002,7 @@
           <w:b w:val="0"/>
           <w:sz w:val="24"/>
         </w:rPr>
-        <w:t>问：加权年费 4.95 万的依据是什么？</w:t>
+        <w:t>问：加权年费 4.95 万的依据？</w:t>
       </w:r>
       <w:r>
         <w:rPr>
@@ -1239,7 +2010,7 @@
           <w:b w:val="0"/>
           <w:sz w:val="24"/>
         </w:rPr>
-        <w:t>答：按三档定价（2.98/4.98/8.8 万）乘以预期销售结构 30%、55%、15% 加权得出，定价对标高校信息化软件年费 3—10 万元的采购惯例。</w:t>
+        <w:t>答：三档定价（2.98/4.98/8.8 万）乘以销售结构 30%、55%、15% 加权得出，定价对标高校信息化软件年费 3—10 万元的采购惯例。</w:t>
       </w:r>
     </w:p>
     <w:p>
@@ -1253,7 +2024,7 @@
           <w:b w:val="0"/>
           <w:sz w:val="24"/>
         </w:rPr>
-        <w:t>问：第 1 年就签约 4 所学校，把握有多大？</w:t>
+        <w:t>问：第 1 年就签 4 所学校，把握多大？</w:t>
       </w:r>
       <w:r>
         <w:rPr>
@@ -1261,7 +2032,7 @@
           <w:b w:val="0"/>
           <w:sz w:val="24"/>
         </w:rPr>
-        <w:t>答：第 1 年含本校部署与 3 所付费试点，路径与时间表已写入里程碑。试点目标按保守节奏设定；若签约不及预期，敏感性分析显示我们可通过收缩弹性成本控制亏损在个位数万元以内。</w:t>
+        <w:t>答：含本校部署与 3 所付费试点，路径与时间表已写入里程碑。若签约不及预期，敏感性分析显示收缩弹性成本后可把亏损控制在个位数万元以内。</w:t>
       </w:r>
     </w:p>
     <w:p>
@@ -1296,7 +2067,7 @@
           <w:b w:val="0"/>
           <w:sz w:val="24"/>
         </w:rPr>
-        <w:t>答：三方面：一是校园私域知识（办事流程、选课数据）通用模型没有；二是我们的答案 100% 附来源可溯源，通用模型做不到；三是主动提醒与情绪关怀是通用模型不提供的服务形态。</w:t>
+        <w:t>答：校园私域知识通用模型没有；我们的答案 100% 附来源可溯源；主动提醒与情绪关怀是通用模型不提供的服务形态。</w:t>
       </w:r>
     </w:p>
     <w:p>
@@ -1310,7 +2081,7 @@
           <w:b w:val="0"/>
           <w:sz w:val="24"/>
         </w:rPr>
-        <w:t>问：知识库的数据从哪里来？版权和隐私怎么办？</w:t>
+        <w:t>问：知识库数据从哪来？版权和隐私怎么办？</w:t>
       </w:r>
       <w:r>
         <w:rPr>
@@ -1318,7 +2089,7 @@
           <w:b w:val="0"/>
           <w:sz w:val="24"/>
         </w:rPr>
-        <w:t>答：数据分两类：官方公开数据（官网、政策文件）与学长经验众包内容（贡献—审核—发布机制）。隐私方面支持私有化部署、最小化采集、敏感信息脱敏后仅用于训练，并与学校签署数据处理协议。</w:t>
+        <w:t>答：官方公开数据与学长经验众包内容（贡献—审核—发布）。隐私方面支持私有化部署、最小化采集、脱敏后训练，并与学校签署数据处理协议。</w:t>
       </w:r>
     </w:p>
     <w:p>
@@ -1332,7 +2103,7 @@
           <w:b w:val="0"/>
           <w:sz w:val="24"/>
         </w:rPr>
-        <w:t>问：情绪识别 85% 的准确率怎么保证？心理问题出了事谁负责？</w:t>
+        <w:t>问：情绪识别 85% 怎么保证？心理问题出了事谁负责？</w:t>
       </w:r>
       <w:r>
         <w:rPr>
@@ -1340,7 +2111,7 @@
           <w:b w:val="0"/>
           <w:sz w:val="24"/>
         </w:rPr>
-        <w:t>答：基于 TextCNN 基线模型在标注测试集上验证，是"目标值 + 验证方式"的承诺，试点实测不达标不宣传。产品定位是心理疏导辅助与危机信号转介提醒，不替代专业心理咨询，发现危机信号自动引导至学校心理中心。</w:t>
+        <w:t>答：TextCNN 基线模型在标注测试集上验证，是"目标值 + 验证方式"的承诺。产品定位是心理疏导辅助与危机转介提醒，不替代专业咨询，危机信号自动引导至学校心理中心。</w:t>
       </w:r>
     </w:p>
     <w:p>
@@ -1354,7 +2125,7 @@
           <w:b w:val="0"/>
           <w:sz w:val="24"/>
         </w:rPr>
-        <w:t>问：高校自研 AI 助手不用花钱，学校为什么要买你们的？</w:t>
+        <w:t>问：高校自研 AI 助手不用花钱，为什么要买你们的？</w:t>
       </w:r>
       <w:r>
         <w:rPr>
@@ -1362,7 +2133,7 @@
           <w:b w:val="0"/>
           <w:sz w:val="24"/>
         </w:rPr>
-        <w:t>答：自研系统的隐形成本高（人力开发与长期维护），且只覆盖官方数据、缺朋辈经验内容与持续运营机制。我们提供的是"知识库 + 内容运营 + 月级迭代"的整体服务，并支持为已自建系统的学校做增量升级。</w:t>
+        <w:t>答：自研系统隐形成本高，且只覆盖官方数据、缺朋辈经验内容与持续运营机制。我们提供"知识库 + 内容运营 + 月级迭代"整体服务，也支持为已自建系统的学校做增量升级。</w:t>
       </w:r>
     </w:p>
     <w:p>
@@ -1397,7 +2168,7 @@
           <w:b w:val="0"/>
           <w:sz w:val="24"/>
         </w:rPr>
-        <w:t>答：如实说明：正式调研按计划于 2026 年 9—10 月执行（问卷 300 份以上 + 学工教师访谈），全程留存原始材料。当前判断基于三项已验证基础：团队作为在校生的切身体验、教育部辅导员 1:200 配比政策、以及金智教育/新开普2025—2026 年密集上线校园 AI 助手的行业动向。计划书中已如实标注。</w:t>
+        <w:t>答：正式调研按计划 2026 年 9—10 月执行（问卷 300 份以上 + 学工教师访谈），全程留存原始材料。当前判断基于三项已验证基础，PPT 与计划书中均已如实标注为"待验证假设"。</w:t>
       </w:r>
     </w:p>
     <w:p>
@@ -1411,7 +2182,7 @@
           <w:b w:val="0"/>
           <w:sz w:val="24"/>
         </w:rPr>
-        <w:t>问：竞品数据是哪来的？</w:t>
+        <w:t>问：竞品数据哪来的？</w:t>
       </w:r>
       <w:r>
         <w:rPr>
@@ -1419,7 +2190,29 @@
           <w:b w:val="0"/>
           <w:sz w:val="24"/>
         </w:rPr>
-        <w:t>答：全部来自公开资料：新开普年报与投资者问答、金智教育官网、公开报道，计划书表 6-1 已注明"截至 2026 年 8 月"。</w:t>
+        <w:t>答：新开普年报与投资者问答、金智教育官网、公开报道，计划书表 6-1 已注明"截至 2026 年 8 月"。</w:t>
+      </w:r>
+    </w:p>
+    <w:p>
+      <w:pPr>
+        <w:spacing w:line="360" w:lineRule="auto"/>
+        <w:ind w:firstLine="480"/>
+      </w:pPr>
+      <w:r>
+        <w:rPr>
+          <w:rFonts w:ascii="Times New Roman" w:hAnsi="Times New Roman" w:eastAsia="黑体"/>
+          <w:b w:val="0"/>
+          <w:sz w:val="24"/>
+        </w:rPr>
+        <w:t>问：你们的专利、软著、媒体报道在哪？</w:t>
+      </w:r>
+      <w:r>
+        <w:rPr>
+          <w:rFonts w:ascii="Times New Roman" w:hAnsi="Times New Roman" w:eastAsia="宋体"/>
+          <w:b w:val="0"/>
+          <w:sz w:val="24"/>
+        </w:rPr>
+        <w:t>答：如实说明——软著与查新是执行计划（2026.12—2027.01），媒体报道是传播计划（2027 年内目标）；PPT 对应页均已标注"计划/目标"，项目处于创意组阶段，我们将按时间表落实并如实更新。</w:t>
       </w:r>
     </w:p>
     <w:p>
@@ -1441,7 +2234,7 @@
           <w:b w:val="0"/>
           <w:sz w:val="24"/>
         </w:rPr>
-        <w:t>答：核心技术模块——RAG 问答链路、知识图谱构建、跨平台客户端均由团队成员独立完成；指导教师负责技术把关与资源协调。团队分工表与贡献台账可逐项核查，代码与文档均留存过程记录。</w:t>
+        <w:t>答：核心技术模块——RAG 链路、知识图谱、客户端均由团队成员独立完成；指导教师负责技术把关与资源协调。分工表与贡献台账可逐项核查，代码与文档均留存过程记录。</w:t>
       </w:r>
     </w:p>
     <w:p>
@@ -1468,7 +2261,7 @@
           <w:b w:val="0"/>
           <w:sz w:val="24"/>
         </w:rPr>
-        <w:t>问：3 个人的团队，能支撑这个项目吗？</w:t>
+        <w:t>问：3 个人团队能支撑这个项目吗？</w:t>
       </w:r>
       <w:r>
         <w:rPr>
@@ -1476,7 +2269,7 @@
           <w:b w:val="0"/>
           <w:sz w:val="24"/>
         </w:rPr>
-        <w:t>答：团队一人多角、分工明确，且三项实训（Word2Vec、TextCNN、知识图谱）已覆盖项目核心技术栈，开发基础扎实；运营人力通过校园实习生计划补充，MVP 阶段人效优先。</w:t>
+        <w:t>答：团队一人多角、分工明确，三项实训已覆盖核心技术栈；运营人力通过校园实习生计划补充，MVP 阶段人效优先。</w:t>
       </w:r>
     </w:p>
     <w:p>
@@ -1490,7 +2283,7 @@
           <w:b w:val="0"/>
           <w:sz w:val="24"/>
         </w:rPr>
-        <w:t>问：你们毕业之后，项目怎么办？</w:t>
+        <w:t>问：你们毕业了项目怎么办？</w:t>
       </w:r>
       <w:r>
         <w:rPr>
@@ -1498,7 +2291,7 @@
           <w:b w:val="0"/>
           <w:sz w:val="24"/>
         </w:rPr>
-        <w:t>答：项目按"验证—放量—平台"三年规划推进，公司化运营后建立股权约束协议与标准化交接流程；知识库、代码与文档全部入库管理（GitHub 仓库），不依赖单一个人，保证可持续。</w:t>
+        <w:t>答：按"验证—放量—平台"三年规划推进，公司化后建立股权约束协议与标准化交接流程；代码、知识库与文档全部入库管理，不依赖单一个人。</w:t>
       </w:r>
     </w:p>
     <w:p>
@@ -1520,7 +2313,7 @@
           <w:b w:val="0"/>
           <w:sz w:val="24"/>
         </w:rPr>
-        <w:t>答：归团队所有，核心代码已在代码仓库版本化留存；不存在将教师专利包装为学生成果的情况，符合大赛真实性要求。</w:t>
+        <w:t>答：归团队所有，核心代码已在 GitHub 仓库版本化留存；不存在将教师成果包装为学生成果的情形。</w:t>
       </w:r>
     </w:p>
     <w:sectPr>

--- a/智伴成长_答辩讲稿.docx
+++ b/智伴成长_答辩讲稿.docx
@@ -1358,7 +1358,7 @@
           <w:b w:val="0"/>
           <w:sz w:val="24"/>
         </w:rPr>
-        <w:t>我负责总体统筹与算法，产出包括四层架构设计、RAG 问答链路和财务模型。个人成长分三层：知识上，课堂 NLP 理论落地为 RAG 工程能力；能力上，从完成实训作业到独立设计架构、再到牵头产品化；价值观上，坚定了用 AI 传承朋辈经验的信念。过程中也真实踩过坑——（技术困难案例），在指导教师陈圣波的指导下（如何解决）。</w:t>
+        <w:t>我负责总体统筹与算法，产出包括四层架构设计、RAG 问答链路和财务模型。个人成长分三层：知识上，课堂 NLP 理论落地为 RAG 工程能力；能力上，从完成实训作业到独立设计架构、再到牵头产品化；价值观上，坚定了用 AI 传承朋辈经验的信念。过程中也真实踩过坑——搭建 RAG 链路时检索效果不达预期、Neo4j 建模遇阻，我们没有等靠要，而是自主查阅官方文档、开源社区和论文，系统对比方案逐一攻克，并把方法沉淀成了项目文档。</w:t>
       </w:r>
     </w:p>
     <w:p>
@@ -1413,7 +1413,7 @@
           <w:b w:val="0"/>
           <w:sz w:val="28"/>
         </w:rPr>
-        <w:t>P32　专家顾问</w:t>
+        <w:t>P32　专家顾问对接计划</w:t>
       </w:r>
     </w:p>
     <w:p>
@@ -1442,7 +1442,7 @@
           <w:b w:val="0"/>
           <w:sz w:val="24"/>
         </w:rPr>
-        <w:t>顾问团队按行业、商业、学术技术三个方向配置（名单待确认），为项目提供行业渠道、商业模式与前沿算法支持。本校指导教师放在下一页学校支撑中。</w:t>
+        <w:t>顾问团队正在对接：行业、商业、学术技术三个方向，计划 2026 年 12 月前通过创新创业学院与课程教师引荐完成聘任。当前技术问题都是团队通过开源社区与官方文档自学攻坚的——这本身也是独立能力的证明。</w:t>
       </w:r>
     </w:p>
     <w:p>
@@ -1823,7 +1823,7 @@
           <w:b w:val="0"/>
           <w:sz w:val="24"/>
         </w:rPr>
-        <w:t>3. P30 的【技术困难案例】【实践困难案例】答辩前必须替换为真实经历，准备好时间、人物、过程细节，被追问细节要能答。</w:t>
+        <w:t>3. P30 的困难案例已按真实经历写好（自学攻坚），答辩前可补充更具体的技术细节（如具体报错、对比过的方案），被追问时能展开。</w:t>
       </w:r>
     </w:p>
     <w:p>
@@ -2314,6 +2314,28 @@
           <w:sz w:val="24"/>
         </w:rPr>
         <w:t>答：归团队所有，核心代码已在 GitHub 仓库版本化留存；不存在将教师成果包装为学生成果的情形。</w:t>
+      </w:r>
+    </w:p>
+    <w:p>
+      <w:pPr>
+        <w:spacing w:line="360" w:lineRule="auto"/>
+        <w:ind w:firstLine="480"/>
+      </w:pPr>
+      <w:r>
+        <w:rPr>
+          <w:rFonts w:ascii="Times New Roman" w:hAnsi="Times New Roman" w:eastAsia="黑体"/>
+          <w:b w:val="0"/>
+          <w:sz w:val="24"/>
+        </w:rPr>
+        <w:t>问：你们的专家顾问是谁？</w:t>
+      </w:r>
+      <w:r>
+        <w:rPr>
+          <w:rFonts w:ascii="Times New Roman" w:hAnsi="Times New Roman" w:eastAsia="宋体"/>
+          <w:b w:val="0"/>
+          <w:sz w:val="24"/>
+        </w:rPr>
+        <w:t>答：顾问团队正在对接中，计划 2026 年 12 月前通过学校创新创业学院与课程教师引荐，完成行业、商业、学术技术三个方向的聘任。当前技术问题均由团队成员通过开源社区与官方文档自主学习解决，指导教师负责方向把关——这符合"学生主导"的真实性要求。</w:t>
       </w:r>
     </w:p>
     <w:sectPr>
